--- a/docs/jiangao/《女装设计III》第05周_中国大陆课堂完整讲稿_中文.docx
+++ b/docs/jiangao/《女装设计III》第05周_中国大陆课堂完整讲稿_中文.docx
@@ -142,7 +142,7 @@
         <w:pStyle w:val="SpokenText"/>
       </w:pPr>
       <w:r>
-        <w:t>同学们好。上周我们完成了主题板和设计简报——主题板组织证据，设计简报做出承诺。今天要回答下一个问题：那些承诺，用哪些可以重复使用的规则去实现。这就是元素提取。</w:t>
+        <w:t>同学们好。上周我们完成了主题板和设计任务书——主题板组织证据，设计任务书做出承诺。今天要回答下一个问题：那些承诺，用哪些可以重复用的规则去实现。这就是元素提取。</w:t>
       </w:r>
     </w:p>
     <w:p>
@@ -158,7 +158,7 @@
         <w:pStyle w:val="SpokenText"/>
       </w:pPr>
       <w:r>
-        <w:t>请把上周带来的四样摊在桌上：主题板打印稿、带编号的设计简报、8到12张已编号资料、描图纸剪刀胶带。特别提醒：请在简报上先圈出你的45字概念句，它就是今天第一张元素卡的核心规则。</w:t>
+        <w:t>请把上周带来的四样摊在桌上：主题板打印稿、带编号的设计任务书、8到12张已编号资料、描图纸剪刀胶带。特别提醒：请在任务书上先圈出你的45字概念句，它就是今天第一张元素卡的核心规则。</w:t>
       </w:r>
     </w:p>
     <w:p>
@@ -174,7 +174,7 @@
         <w:pStyle w:val="SpokenText"/>
       </w:pPr>
       <w:r>
-        <w:t>今天会反复出现几个词：“操作句、变量、不变项、四级分层、核心／辅助／语境／禁用”。其中“不变项”最重要——它是删掉之后身份就会改变的那一项。我说得不清楚时请直接提醒我，我会重复并同时指屏幕上的文字。</w:t>
+        <w:t>今天会反复出现几个词：“操作句、变量、不变项、四级分层、核心／辅助／语境／禁用”。其中“不变项”最重要——它是删掉以后身份就会改变的那一项。我说得不清楚时请直接提醒我，我会重复并同时指屏幕上的文字。</w:t>
       </w:r>
     </w:p>
     <w:p>
@@ -354,7 +354,7 @@
               <w:rPr>
                 <w:sz w:val="18"/>
               </w:rPr>
-              <w:t>在简报上圈出概念句</w:t>
+              <w:t>在任务书上圈出概念句</w:t>
             </w:r>
           </w:p>
         </w:tc>
@@ -443,7 +443,7 @@
               <w:rPr>
                 <w:sz w:val="18"/>
               </w:rPr>
-              <w:t>高校案例、六类观察镜头、过程证据</w:t>
+              <w:t>高校案例、六类观察角度、过程证据</w:t>
             </w:r>
           </w:p>
         </w:tc>
@@ -602,7 +602,7 @@
               <w:rPr>
                 <w:sz w:val="18"/>
               </w:rPr>
-              <w:t>第1课时实作：16分钟完成3张元素卡</w:t>
+              <w:t>第1课时实操：16分钟完成3张元素卡</w:t>
             </w:r>
           </w:p>
         </w:tc>
@@ -814,7 +814,7 @@
               <w:rPr>
                 <w:sz w:val="18"/>
               </w:rPr>
-              <w:t>第2课时实作：17分钟扩展为最小系统</w:t>
+              <w:t>第2课时实操：17分钟扩展为最小系统</w:t>
             </w:r>
           </w:p>
         </w:tc>
@@ -937,7 +937,7 @@
               <w:rPr>
                 <w:sz w:val="18"/>
               </w:rPr>
-              <w:t>写离堂句并提交</w:t>
+              <w:t>写一句话小结并提交</w:t>
             </w:r>
           </w:p>
         </w:tc>
@@ -957,7 +957,7 @@
         <w:pStyle w:val="LectureBullet"/>
       </w:pPr>
       <w:r>
-        <w:t>• 学生：上周主题板打印稿与设计简报、8–12张已编号资料、A5卡片纸若干、描图纸、剪刀、胶带、黑色与红色笔。</w:t>
+        <w:t>• 学生：上周主题板打印稿与设计任务书、8–12张已编号资料、A5卡片纸若干、描图纸、剪刀、胶带、黑色与红色笔。</w:t>
       </w:r>
     </w:p>
     <w:p>
@@ -981,7 +981,7 @@
         <w:pStyle w:val="LectureBullet"/>
       </w:pPr>
       <w:r>
-        <w:t>• 严格90分钟时，课后查阅的6页（广美补充案例、AI协同边界、完整造型反例、基础标注练习、元素墙矩阵、期末评价连接）不另行停讲，可在实作巡视时对个别小组投屏30–60秒。</w:t>
+        <w:t>• 严格90分钟时，课后查阅的6页（广美补充案例、AI协同边界、完整造型反例、基础标注练习、元素墙矩阵、期末评价连接）不另行停讲，可在实操巡视时对个别小组投屏30–60秒。</w:t>
       </w:r>
     </w:p>
     <w:p>
@@ -1079,7 +1079,7 @@
         <w:pStyle w:val="SpokenText"/>
       </w:pPr>
       <w:r>
-        <w:t>同学们，今天这句话是本周的全部内容：元素提取不是复制图形，而是把证据变成可操作规则。</w:t>
+        <w:t>同学们，今天这句话是这周的全部内容：元素提取不是复制图形，而是把证据变成可操作规则。</w:t>
       </w:r>
     </w:p>
     <w:p>
@@ -1087,7 +1087,7 @@
         <w:pStyle w:val="SpokenText"/>
       </w:pPr>
       <w:r>
-        <w:t>屏幕上的关键线是：观察、命名、抽象、规则化、元素库。今天要从第04周主题板中提取轮廓、线条、比例、色彩、材料与细节，并建立优先级。</w:t>
+        <w:t>屏幕上的关键线是：观察、命名、抽象、规则化、元素库。今天要从第04周主题板中提取轮廓、线条、比例、色彩、材料和细节，并建立优先级。</w:t>
       </w:r>
     </w:p>
     <w:p>
@@ -1188,7 +1188,7 @@
         <w:pStyle w:val="SpokenText"/>
       </w:pPr>
       <w:r>
-        <w:t>第一到第四周我们从判断走到主题证据：美学与造型、穿着者与主题、主题板与设计简报。</w:t>
+        <w:t>第一到第四周我们从判断走到主题证据：美学和造型、穿着者和主题、主题板和设计任务书。</w:t>
       </w:r>
     </w:p>
     <w:p>
@@ -1196,7 +1196,7 @@
         <w:pStyle w:val="SpokenText"/>
       </w:pPr>
       <w:r>
-        <w:t>现在进入第五到第八周：提取、变形、验证。本周提取元素，下周变形，第七周做春夏系列策划，第八周是Gate 2白坯布样中期评审。</w:t>
+        <w:t>现在进入第五到第八周：提取、变形、验证。这周提取元素，下周变形，第七周做春夏系列策划，第八周是Gate 2白坯样衣中期评审。</w:t>
       </w:r>
     </w:p>
     <w:p>
@@ -1231,7 +1231,7 @@
               <w:rPr>
                 <w:sz w:val="19"/>
               </w:rPr>
-              <w:t>【转场语】 今天不从零开始——你们的设计简报里已经写好了元素卡的前两栏。</w:t>
+              <w:t>【转场语】 今天不从零开始——你们的设计任务书里已经写好了元素卡的前两栏。</w:t>
             </w:r>
           </w:p>
         </w:tc>
@@ -1242,7 +1242,7 @@
         <w:pStyle w:val="SlideTitle"/>
       </w:pPr>
       <w:r>
-        <w:t>幻灯片 03｜今天不从零开始：上周的简报，已经写好了元素卡的前两栏</w:t>
+        <w:t>幻灯片 03｜今天不从零开始：上周的任务书，已经写好了元素卡的前两栏</w:t>
       </w:r>
     </w:p>
     <w:p>
@@ -1277,7 +1277,7 @@
               <w:rPr>
                 <w:sz w:val="19"/>
               </w:rPr>
-              <w:t>【教师动作｜不发言】 先做3分钟开场：请学生摊开四样材料，在简报上圈出45字概念句。再讲对照表。</w:t>
+              <w:t>【教师动作｜不发言】 先做3分钟开场：请学生摊开四样材料，在任务书上圈出45字概念句。再讲对照表。</w:t>
             </w:r>
           </w:p>
         </w:tc>
@@ -1297,7 +1297,7 @@
         <w:pStyle w:val="SpokenText"/>
       </w:pPr>
       <w:r>
-        <w:t>我们先花三分钟。请摊开第04周带来的四样：主题板打印稿、带编号的设计简报、8到12张已编号资料、描图纸与剪刀胶带。</w:t>
+        <w:t>我们先花三分钟。请摊开第04周带来的四样：主题板打印稿、带编号的设计任务书、8到12张已编号资料、描图纸和剪刀胶带。</w:t>
       </w:r>
     </w:p>
     <w:p>
@@ -1305,7 +1305,7 @@
         <w:pStyle w:val="SpokenText"/>
       </w:pPr>
       <w:r>
-        <w:t>现在在简报上圈出你的概念句，那45个字。它就是今天第一张元素卡的核心规则。第04周离堂句里写的“要先提取什么作为可变形的元素”，现在把那一项抄到卡片顶端。</w:t>
+        <w:t>现在在任务书上圈出你的概念句，那45个字。它就是今天第一张元素卡的核心规则。第04周一句话小结里写的“要先提取什么作为可变形的元素”，现在把那一项抄到卡片顶端。</w:t>
       </w:r>
     </w:p>
     <w:p>
@@ -1321,7 +1321,7 @@
         <w:pStyle w:val="SpokenText"/>
       </w:pPr>
       <w:r>
-        <w:t>上周简报的“形”与“材”，今天进入六类观察中的廓形、线条、材料。上周简报的“验”，今天变成变量与失败条件。上周Gate 1的可追溯、可操作、可变化三条，今天在本周Gate里同名出现。</w:t>
+        <w:t>上周任务书的“形”与“材”，今天进入六类观察中的廓形、线条、材料。上周任务书的“验”，今天变成变量和失败条件。上周Gate 1的可追溯、可操作、可变化三条，今天在这周Gate里同名出现。</w:t>
       </w:r>
     </w:p>
     <w:p>
@@ -1329,7 +1329,7 @@
         <w:pStyle w:val="SpokenText"/>
       </w:pPr>
       <w:r>
-        <w:t>所以立场句到今天是第五次升级：从“我的主题板证明什么，因此简报承诺通过什么形式规则”，变成“我的核心元素来自什么，生成规则是什么，它可以通过什么产生变化”。</w:t>
+        <w:t>所以立场句到今天是第五次升级：从“我的主题板证明什么，因此任务书承诺通过什么形式规则”，变成“我的核心元素来自什么，生成规则是什么，它可以通过什么产生变化”。</w:t>
       </w:r>
     </w:p>
     <w:p>
@@ -1354,7 +1354,7 @@
         <w:pStyle w:val="LectureBullet"/>
       </w:pPr>
       <w:r>
-        <w:t>• 若学生说“我的简报没写验”，回应：“现在补一句。下周你要用元素图、样布还是白坯检查？选一个。”</w:t>
+        <w:t>• 若学生说“我的任务书没写验”，回应：“现在补一句。下周你要用元素图、样布还是白坯检查？选一个。”</w:t>
       </w:r>
     </w:p>
     <w:tbl>
@@ -1455,7 +1455,7 @@
         <w:pStyle w:val="SpokenText"/>
       </w:pPr>
       <w:r>
-        <w:t>观察：从资料中标出重复形式、身体位置与材料行为，圈出至少三处可追溯证据。</w:t>
+        <w:t>观察：从资料中标出重复形式、身体位置和材料行为，圈出至少三处可追溯证据。</w:t>
       </w:r>
     </w:p>
     <w:p>
@@ -1479,7 +1479,7 @@
         <w:pStyle w:val="SpokenText"/>
       </w:pPr>
       <w:r>
-        <w:t>分级：确定核心、辅助、语境与禁用元素。核心只要2到3个，其余进入相应层级。</w:t>
+        <w:t>分级：确定核心、辅助、语境和禁用元素。核心只要2到3个，其余进入相应层级。</w:t>
       </w:r>
     </w:p>
     <w:p>
@@ -1605,7 +1605,7 @@
         <w:pStyle w:val="SpokenText"/>
       </w:pPr>
       <w:r>
-        <w:t>这是北京服装学院王清程的毕业设计《看似枯萎》，把中国画笔势、材料骨架与表面肌理转译为服装关系。先看真实服装，再判断哪些信息能离开原图继续生成新的高级女装造型。</w:t>
+        <w:t>这是北京服装学院王清程的毕业设计《看似枯萎》，把中国画笔势、材料骨架和表面肌理转译为服装关系。先看真实服装，再判断哪些信息能离开原图继续生成新的高级女装造型。</w:t>
       </w:r>
     </w:p>
     <w:p>
@@ -1763,7 +1763,7 @@
         <w:pStyle w:val="SpokenText"/>
       </w:pPr>
       <w:r>
-        <w:t>树枝弧度变成连续曲线与离体轮廓；许愿牌悬挂变成固定点与垂直方向；木雕与建筑变成层叠与边界转折；旧照片色调变成低饱和加蓝紫强调。</w:t>
+        <w:t>树枝弧度变成连续曲线和离体轮廓；许愿牌悬挂变成固定点和垂直方向；木雕和建筑变成层叠和边界转折；旧照片色调变成低饱和加蓝紫强调。</w:t>
       </w:r>
     </w:p>
     <w:p>
@@ -1815,7 +1815,7 @@
               <w:rPr>
                 <w:sz w:val="19"/>
               </w:rPr>
-              <w:t>【转场语】 我们用一套统一的镜头来做这件事——六类观察。</w:t>
+              <w:t>【转场语】 我们用一套统一的角度来做这件事——六类观察。</w:t>
             </w:r>
           </w:p>
         </w:tc>
@@ -1826,7 +1826,7 @@
         <w:pStyle w:val="SlideTitle"/>
       </w:pPr>
       <w:r>
-        <w:t>幻灯片 07｜六类观察镜头：它们是镜头，不等于都成为核心</w:t>
+        <w:t>幻灯片 07｜六类观察角度：它们是观察角度，不等于都成为核心</w:t>
       </w:r>
     </w:p>
     <w:p>
@@ -1881,7 +1881,7 @@
         <w:pStyle w:val="SpokenText"/>
       </w:pPr>
       <w:r>
-        <w:t>今天开始统一使用六类：廓形、线条、比例、色彩、材料、细节。这是六个观察镜头，不是六个必须填满的格子。</w:t>
+        <w:t>今天开始统一用六类：廓形、线条、比例、色彩、材料、细节。这是六个观察角度，不是六个必须填满的格子。</w:t>
       </w:r>
     </w:p>
     <w:p>
@@ -1913,7 +1913,7 @@
         <w:pStyle w:val="SpokenText"/>
       </w:pPr>
       <w:r>
-        <w:t>方法是：每类先找2到3项，再按证据强度与系列潜力筛选。六类都做满不是目标，找出哪一类真正承担你的命题才是。</w:t>
+        <w:t>方法是：每类先找2到3项，再按证据强度和系列潜力筛选。六类都做满不是目标，找出哪一类真正承担你的命题才是。</w:t>
       </w:r>
     </w:p>
     <w:p>
@@ -2023,7 +2023,7 @@
         <w:pStyle w:val="SpokenText"/>
       </w:pPr>
       <w:r>
-        <w:t>过程证据分四步。研究：给资料编号，圈出身体位置和材料行为。生成：改变方向、位置和尺度，做出三个变体。选择：按来源、身体与简报筛选，写出保留理由。修订：记录删除、降级和待测试，写出下一步动作。</w:t>
+        <w:t>过程证据分四步。研究：给资料编号，圈出身体位置和材料行为。生成：改变方向、位置和尺度，做出三个变体。选择：按来源、身体和任务书筛选，写出保留理由。修订：记录删除、降级和待测试，写出下一步动作。</w:t>
       </w:r>
     </w:p>
     <w:p>
@@ -2058,7 +2058,7 @@
               <w:rPr>
                 <w:sz w:val="19"/>
               </w:rPr>
-              <w:t>【转场语】 现在看元素卡的第一栏：来源与观察。</w:t>
+              <w:t>【转场语】 现在看元素卡的第一栏：来源和观察。</w:t>
             </w:r>
           </w:p>
         </w:tc>
@@ -2132,7 +2132,7 @@
         <w:pStyle w:val="SpokenText"/>
       </w:pPr>
       <w:r>
-        <w:t>第一，可见关系：例如横向肩面跨越身体，垂直主体形成窄长轴。第二，身体与方向：肩向两侧扩张，前身叠层错位，开口向下。</w:t>
+        <w:t>第一，可见关系：例如横向肩面跨越身体，垂直主体形成窄长轴。第二，身体和方向：肩向两侧扩张，前身叠层错位，开口向下。</w:t>
       </w:r>
     </w:p>
     <w:p>
@@ -2140,7 +2140,7 @@
         <w:pStyle w:val="SpokenText"/>
       </w:pPr>
       <w:r>
-        <w:t>第三，也是最重要的——事实与推测要分开。图像支持轮廓与叠层，这是事实；版型、材料和工艺需要测试，这是推测。</w:t>
+        <w:t>第三，也是最重要的——事实和推测要分开。图像支持轮廓和叠层，这是事实；版型、材料和工艺需要测试，这是推测。</w:t>
       </w:r>
     </w:p>
     <w:p>
@@ -2282,7 +2282,7 @@
         <w:pStyle w:val="SpokenText"/>
       </w:pPr>
       <w:r>
-        <w:t>最重要的是最后一栏——不变项。示范里写的是：横向平面与垂直主体对照，并保留穿脱开口。不变项是你改到什么程度都不能破坏的东西。没有不变项，五套就会散掉。</w:t>
+        <w:t>最重要的是最后一栏——不变项。示范里写的是：横向平面和垂直主体对照，并保留穿脱开口。不变项是你改到什么程度都不能破坏的东西。没有不变项，五套就会散掉。</w:t>
       </w:r>
     </w:p>
     <w:p>
@@ -2408,7 +2408,7 @@
         <w:pStyle w:val="SpokenText"/>
       </w:pPr>
       <w:r>
-        <w:t>这是东华大学郭曼宜的《1961》，展示研究板、六套系列与成衣。官方说明提到黏土模型和建筑感线条。</w:t>
+        <w:t>这是东华大学郭曼宜的《1961》，展示研究板、六套系列和成衣。官方说明提到黏土模型和建筑感线条。</w:t>
       </w:r>
     </w:p>
     <w:p>
@@ -2416,7 +2416,7 @@
         <w:pStyle w:val="SpokenText"/>
       </w:pPr>
       <w:r>
-        <w:t>她的核心关系是：硬朗结构与柔软负空间的对照。请注意“负空间”这个词——她关注的不只是衣服本身，还有衣服和身体之间的空隙。</w:t>
+        <w:t>她的核心关系是：硬朗结构和柔软负空间的对照。请注意“负空间”这个词——她关注的不只是衣服本身，还有衣服和身体之间的空隙。</w:t>
       </w:r>
     </w:p>
     <w:p>
@@ -2468,7 +2468,7 @@
               <w:rPr>
                 <w:sz w:val="19"/>
               </w:rPr>
-              <w:t>【转场语】 六类观察之后，要做分级——这是今天的难点。</w:t>
+              <w:t>【转场语】 六类观察以后，要做分级——这是今天的难点。</w:t>
             </w:r>
           </w:p>
         </w:tc>
@@ -2618,7 +2618,7 @@
               <w:rPr>
                 <w:sz w:val="19"/>
               </w:rPr>
-              <w:t>【转场语】 在做实作之前，讲一条重要的伦理规则。</w:t>
+              <w:t>【转场语】 在做实操之前，讲一条重要的伦理规则。</w:t>
             </w:r>
           </w:p>
         </w:tc>
@@ -2700,7 +2700,7 @@
         <w:pStyle w:val="SpokenText"/>
       </w:pPr>
       <w:r>
-        <w:t>语境要写原始功能、使用者、场合，包括仪式与身份，以及意义边界。意义边界的意思是：哪些用法是不合适的。</w:t>
+        <w:t>语境要写原始功能、使用者、场合，包括仪式和身份，还有意义边界。意义边界的意思是：哪些用法是不合适的。</w:t>
       </w:r>
     </w:p>
     <w:p>
@@ -2779,7 +2779,7 @@
         <w:pStyle w:val="SlideTitle"/>
       </w:pPr>
       <w:r>
-        <w:t>幻灯片 14｜第1课时实作：16分钟，完成3张合格元素卡</w:t>
+        <w:t>幻灯片 14｜第1课时实操：16分钟，完成3张合格元素卡</w:t>
       </w:r>
     </w:p>
     <w:p>
@@ -2787,7 +2787,7 @@
         <w:pStyle w:val="SlideMeta"/>
       </w:pPr>
       <w:r>
-        <w:t>建议时间：16分钟　｜　课堂功能：本课时唯一实作，先证明质量</w:t>
+        <w:t>建议时间：16分钟　｜　课堂功能：本课时唯一实操，先证明质量</w:t>
       </w:r>
     </w:p>
     <w:tbl>
@@ -2834,7 +2834,7 @@
         <w:pStyle w:val="SpokenText"/>
       </w:pPr>
       <w:r>
-        <w:t>现在开始十六分钟实作。今天先证明质量，不追求数量——三张就够，但必须合格。</w:t>
+        <w:t>现在开始十六分钟实操。今天先证明质量，不追求数量——三张就够，但必须合格。</w:t>
       </w:r>
     </w:p>
     <w:p>
@@ -2910,7 +2910,7 @@
               <w:rPr>
                 <w:sz w:val="19"/>
               </w:rPr>
-              <w:t>【转场语】 第1课时到此结束。休息之后，我们把三张卡扩展成一个系统。</w:t>
+              <w:t>【转场语】 第1课时到此结束。休息以后，我们把三张卡扩展成一个系统。</w:t>
             </w:r>
           </w:p>
         </w:tc>
@@ -3019,7 +3019,7 @@
         <w:pStyle w:val="SpokenText"/>
       </w:pPr>
       <w:r>
-        <w:t>本节的节奏是：案例与方法九分钟，制作十七分钟，同伴讲评九分钟，修订与Gate六分钟，最后模板与总结四分钟。</w:t>
+        <w:t>本节的节奏是：案例和方法九分钟，制作十七分钟，同伴讲评九分钟，修订与Gate六分钟，最后模板和总结四分钟。</w:t>
       </w:r>
     </w:p>
     <w:tbl>
@@ -3112,7 +3112,7 @@
         <w:pStyle w:val="SpokenText"/>
       </w:pPr>
       <w:r>
-        <w:t>高端女装不是“更华丽”，而是身体、结构、材料、制作与系列一致性都能被验证。这五项每一项都要有证据。</w:t>
+        <w:t>高端女装不是“更华丽”，而是身体、结构、材料、制作和系列一致性都能被验证。这五项每一项都要有证据。</w:t>
       </w:r>
     </w:p>
     <w:p>
@@ -3120,7 +3120,7 @@
         <w:pStyle w:val="SpokenText"/>
       </w:pPr>
       <w:r>
-        <w:t>身体关系：围绕身体生长，保留动作。结构控制：体量、开口、支点可解释。材料行为：硬表面与软织物对照。制作证据：纸层、漆面、褶裥支持形态。系列连续性：弧面、错位跨套变化。</w:t>
+        <w:t>身体关系：围绕身体生长，保留动作。结构控制：体量、开口、支点可解释。材料行为：硬表面和软织物对照。制作证据：纸层、漆面、褶裥支持形态。系列连续性：弧面、错位跨套变化。</w:t>
       </w:r>
     </w:p>
     <w:p>
@@ -3155,7 +3155,7 @@
               <w:rPr>
                 <w:sz w:val="19"/>
               </w:rPr>
-              <w:t>【转场语】 看一个高级定制案例，它把结构与工艺说得很清楚。</w:t>
+              <w:t>【转场语】 看一个高级定制案例，它把结构和工艺说得很清楚。</w:t>
             </w:r>
           </w:p>
         </w:tc>
@@ -3201,7 +3201,7 @@
               <w:rPr>
                 <w:sz w:val="19"/>
               </w:rPr>
-              <w:t>【教师动作｜不发言】 指向四项分析：硬壳、雕塑比例、软性边缘、工艺接口。</w:t>
+              <w:t>【教师动作｜不发言】 指向四项分析：硬壳、雕塑比例、软性边缘、工艺触点。</w:t>
             </w:r>
           </w:p>
         </w:tc>
@@ -3221,7 +3221,7 @@
         <w:pStyle w:val="SpokenText"/>
       </w:pPr>
       <w:r>
-        <w:t>这一组用来说明结构、材料与工艺的关系。</w:t>
+        <w:t>这一组用来说明结构、材料和工艺的关系。</w:t>
       </w:r>
     </w:p>
     <w:p>
@@ -3229,7 +3229,7 @@
         <w:pStyle w:val="SpokenText"/>
       </w:pPr>
       <w:r>
-        <w:t>硬壳：漆面皮革界定边界。雕塑比例：肩腰臀局部放大。软性边缘：羽毛流苏向外释放。工艺接口：连接与边缘转折。</w:t>
+        <w:t>硬壳：漆面皮革界定边界。雕塑比例：肩腰臀局部放大。软性边缘：羽毛流苏向外释放。工艺触点：连接和边缘转折。</w:t>
       </w:r>
     </w:p>
     <w:p>
@@ -3237,7 +3237,7 @@
         <w:pStyle w:val="SpokenText"/>
       </w:pPr>
       <w:r>
-        <w:t>页面下方那句话请注意：材料与工艺来自官方报道；“硬壳／释放”是课堂反向分析。哪些是别人说的、哪些是我们的判断，要分开。</w:t>
+        <w:t>页面下方那句话请注意：材料和工艺来自官方报道；“硬壳／释放”是课堂反向分析。哪些是别人说的、哪些是我们的判断，要分开。</w:t>
       </w:r>
     </w:p>
     <w:tbl>
@@ -3338,7 +3338,7 @@
         <w:pStyle w:val="SpokenText"/>
       </w:pPr>
       <w:r>
-        <w:t>固定：肩、颈或腰建立支点。伸展与释放：沿躯干延展，在下摆释放。</w:t>
+        <w:t>固定：肩、颈或腰建立支点。伸展和释放：沿躯干延展，在下摆释放。</w:t>
       </w:r>
     </w:p>
     <w:p>
@@ -3346,7 +3346,7 @@
         <w:pStyle w:val="SpokenText"/>
       </w:pPr>
       <w:r>
-        <w:t>页面最后一句是方法：先提出力的分区假设，再用样布、接缝与动作测试。假设不等于结论，要拿实物去验。</w:t>
+        <w:t>页面最后一句是方法：先提出力的分区假设，再用样布、接缝和动作测试。假设不等于结论，要拿实物去验。</w:t>
       </w:r>
     </w:p>
     <w:tbl>
@@ -3463,7 +3463,7 @@
         <w:pStyle w:val="SpokenText"/>
       </w:pPr>
       <w:r>
-        <w:t>规则句是这样写的：同一羊毛底布只改变压力，记录叶脉清晰度与色素扩散。只改一个变量，其余全部锁定。这就是受控实验。</w:t>
+        <w:t>规则句是这样写的：同一羊毛底布只改变压力，记录叶脉清晰度和色素扩散。只改一个变量，其余全部锁定。这就是受控实验。</w:t>
       </w:r>
     </w:p>
     <w:p>
@@ -3507,7 +3507,7 @@
               <w:rPr>
                 <w:sz w:val="19"/>
               </w:rPr>
-              <w:t>【转场语】 再看一个设计师案例，观察重复与微差如何形成系列。</w:t>
+              <w:t>【转场语】 再看一个设计师案例，观察重复和微差如何形成系列。</w:t>
             </w:r>
           </w:p>
         </w:tc>
@@ -3573,7 +3573,7 @@
         <w:pStyle w:val="SpokenText"/>
       </w:pPr>
       <w:r>
-        <w:t>这一组通过层叠、悬挂、扩张与收束形成重复和微差。</w:t>
+        <w:t>这一组通过层叠、悬挂、扩张和收束形成重复和微差。</w:t>
       </w:r>
     </w:p>
     <w:p>
@@ -3581,7 +3581,7 @@
         <w:pStyle w:val="SpokenText"/>
       </w:pPr>
       <w:r>
-        <w:t>核心是层叠——褶片与花瓣。动作是悬挂——从肩胸向下。变化是扩张与收束。语境是透明与粉彩。</w:t>
+        <w:t>核心是层叠——褶片和花瓣。动作是悬挂——从肩胸向下。变化是扩张和收束。语境是透明和粉彩。</w:t>
       </w:r>
     </w:p>
     <w:p>
@@ -3616,7 +3616,7 @@
               <w:rPr>
                 <w:sz w:val="19"/>
               </w:rPr>
-              <w:t>【转场语】 现在看四种最常见的失败卡，以及怎么修。</w:t>
+              <w:t>【转场语】 现在看四种最常见的失败卡，还有怎么修。</w:t>
             </w:r>
           </w:p>
         </w:tc>
@@ -3706,7 +3706,7 @@
         <w:pStyle w:val="SpokenText"/>
       </w:pPr>
       <w:r>
-        <w:t>F3是不能扩展，F4是脱离简报。请大家自己对照这两栏，看自己属于哪一种。我们在实作时会逐组检查。</w:t>
+        <w:t>F3是不能扩展，F4是脱离任务书。请大家自己对照这两栏，看自己属于哪一种。我们在实操时会逐组检查。</w:t>
       </w:r>
     </w:p>
     <w:p>
@@ -3761,7 +3761,7 @@
         <w:pStyle w:val="SlideTitle"/>
       </w:pPr>
       <w:r>
-        <w:t>幻灯片 22｜第2课时实作：17分钟，扩展为可评审的最小系统</w:t>
+        <w:t>幻灯片 22｜第2课时实操：17分钟，扩展为可评审的最小系统</w:t>
       </w:r>
     </w:p>
     <w:p>
@@ -3824,7 +3824,7 @@
         <w:pStyle w:val="SpokenText"/>
       </w:pPr>
       <w:r>
-        <w:t>第一段五分钟：每张再做一个变体，三张变六张。第二段四分钟：六类检查，找缺失的镜头。第三段四分钟：四级分层，核心、辅助、语境、禁用。第四段四分钟：材料假设，写变量加失败条件。</w:t>
+        <w:t>第一段五分钟：每张再做一个变体，三张变六张。第二段四分钟：六类检查，找缺失的角度。第三段四分钟：四级分层，核心、辅助、语境、禁用。第四段四分钟：材料假设，写变量加失败条件。</w:t>
       </w:r>
     </w:p>
     <w:p>
@@ -3950,7 +3950,7 @@
         <w:pStyle w:val="SpokenText"/>
       </w:pPr>
       <w:r>
-        <w:t>这是《第05周元素库记录表》，A4横向打印版。九栏分别是：编号与层级、来源、规则、应用、变化、不变项、AI记录、版权、文化风险。</w:t>
+        <w:t>这是《第05周元素库记录表》，A4横向打印版。九栏分别是：编号和层级、来源、规则、应用、变化、不变项、AI记录、版权、文化风险。</w:t>
       </w:r>
     </w:p>
     <w:p>
@@ -3974,7 +3974,7 @@
         <w:pStyle w:val="SpokenText"/>
       </w:pPr>
       <w:r>
-        <w:t>版权栏写作者、机构、日期。文化风险栏写语境与禁用判断。这两栏是我们刚才讲的伦理规则的落地形式。</w:t>
+        <w:t>版权栏写作者、机构、日期。文化风险栏写语境和禁用判断。这两栏是我们刚才讲的伦理规则的落地形式。</w:t>
       </w:r>
     </w:p>
     <w:tbl>
@@ -4067,7 +4067,7 @@
         <w:pStyle w:val="SpokenText"/>
       </w:pPr>
       <w:r>
-        <w:t>四人一组。每人一分钟说明，一分钟反馈，另外留时间换位与记录。</w:t>
+        <w:t>四人一组。每人一分钟说明，一分钟反馈，另外留时间换位和记录。</w:t>
       </w:r>
     </w:p>
     <w:p>
@@ -4209,7 +4209,7 @@
         <w:pStyle w:val="SpokenText"/>
       </w:pPr>
       <w:r>
-        <w:t>前两分钟自检：给两张核心卡打勾，标出缺证的地方。接下来两分钟互检：确认证据与变化。最后两分钟我做抽检，优先看风险卡。</w:t>
+        <w:t>前两分钟自检：给两张核心卡打勾，标出缺证的地方。接下来两分钟互检：确认证据和变化。最后两分钟我做抽检，优先看风险卡。</w:t>
       </w:r>
     </w:p>
     <w:p>
@@ -4225,7 +4225,7 @@
         <w:pStyle w:val="SpokenText"/>
       </w:pPr>
       <w:r>
-        <w:t>判定结果有两种。通过：至少两个核心满足标准。修改后通过：写明补证动作与时间，课后上传复核。</w:t>
+        <w:t>判定结果有两种。通过：至少两个核心满足标准。修改后通过：写明补证动作和时间，课后上传复核。</w:t>
       </w:r>
     </w:p>
     <w:tbl>
@@ -4252,7 +4252,7 @@
               <w:rPr>
                 <w:sz w:val="19"/>
               </w:rPr>
-              <w:t>【转场语】 最后我们总结本周，并预告下周。</w:t>
+              <w:t>【转场语】 最后我们总结这周，并预告下周。</w:t>
             </w:r>
           </w:p>
         </w:tc>
@@ -4298,7 +4298,7 @@
               <w:rPr>
                 <w:sz w:val="19"/>
               </w:rPr>
-              <w:t>【教师动作｜不发言】 指向四张总结卡与两栏提交／Gate；最后停在离堂句上等学生写完。</w:t>
+              <w:t>【教师动作｜不发言】 指向四张总结卡与两栏提交／Gate；最后停在一句话小结上等学生写完。</w:t>
             </w:r>
           </w:p>
         </w:tc>
@@ -4318,7 +4318,7 @@
         <w:pStyle w:val="SpokenText"/>
       </w:pPr>
       <w:r>
-        <w:t>本周完成了“证据、观察、抽象、分级、验证”的元素库闭环。</w:t>
+        <w:t>这周完成了“证据、观察、抽象、分级、验证”的元素库闭环。</w:t>
       </w:r>
     </w:p>
     <w:p>
@@ -4326,7 +4326,7 @@
         <w:pStyle w:val="SpokenText"/>
       </w:pPr>
       <w:r>
-        <w:t>四点总结：第一，证据可追溯——每张卡都有来源编号、局部位置与使用语境。第二，六类观察——轮廓、结构、线条、细节、材料、色彩分别判断。第三，四级分层——避免所有元素同时发声。第四，规则可验证——至少三个变体，并写清变量、不变项和失败条件。</w:t>
+        <w:t>四点总结：第一，证据可追溯——每张卡都有来源编号、局部位置和用语境。第二，六类观察——轮廓、结构、线条、细节、材料、色彩分别判断。第三，四级分层——避免所有元素同时发声。第四，规则可验证——至少三个变体，并写清变量、不变项和失败条件。</w:t>
       </w:r>
     </w:p>
     <w:p>
@@ -4334,7 +4334,7 @@
         <w:pStyle w:val="SpokenText"/>
       </w:pPr>
       <w:r>
-        <w:t>本周提交三项：课堂完成六张元素卡，课后补至8到10张；四级层级表加来源编号加AI使用记录；两张核心卡各写两条不变条件。</w:t>
+        <w:t>这周提交三项：课堂完成六张元素卡，课后补至8到10张；四级层级表加来源编号加AI用记录；两张核心卡各写两条不变条件。</w:t>
       </w:r>
     </w:p>
     <w:p>
@@ -4350,7 +4350,7 @@
         <w:pStyle w:val="SpokenText"/>
       </w:pPr>
       <w:r>
-        <w:t>现在请写离堂句：“我的核心元素来自什么；生成规则是什么；它可以通过什么产生变化。第06周我要先改变什么，同时保持什么不变。”</w:t>
+        <w:t>现在请写一句话小结：“我的核心元素来自什么；生成规则是什么；它可以通过什么产生变化。第06周我要先改变什么，同时保持什么不变。”</w:t>
       </w:r>
     </w:p>
     <w:p>
@@ -4459,7 +4459,7 @@
         <w:pStyle w:val="SpokenText"/>
       </w:pPr>
       <w:r>
-        <w:t>下周分四步：变形操作——先在抽象元素上操作，改尺度方向、切分重组、重复错位。二维变体——同一A5尺度并列比较，A组四个尺度方向，B组四个切分重组，C组四个重复错位。设计家族——按规则聚类，不挑“最好看”。材料验证——让身体与重力淘汰方案。</w:t>
+        <w:t>下周分四步：变形操作——先在抽象元素上操作，改尺度方向、切分重组、重复错位。二维变体——同一A5尺度并列比较，A组四个尺度方向，B组四个切分重组，C组四个重复错位。设计家族——按规则聚类，不挑“最好看”。材料验证——让身体和重力淘汰方案。</w:t>
       </w:r>
     </w:p>
     <w:p>
@@ -4467,7 +4467,7 @@
         <w:pStyle w:val="SpokenText"/>
       </w:pPr>
       <w:r>
-        <w:t>下周携带：两张核心元素卡、描图纸与A3底板、剪刀与胶、基础坯布或候选材料。</w:t>
+        <w:t>下周携带：两张核心元素卡、描图纸与A3底板、剪刀和胶、基础坯布或候选材料。</w:t>
       </w:r>
     </w:p>
     <w:p>
@@ -4475,7 +4475,7 @@
         <w:pStyle w:val="SpokenText"/>
       </w:pPr>
       <w:r>
-        <w:t>本周带走的是：两张核心元素卡、层级表、来源编号和两条不变条件。下课。</w:t>
+        <w:t>这周带走的是：两张核心元素卡、层级表、来源编号和两条不变条件。下课。</w:t>
       </w:r>
     </w:p>
     <w:p>
@@ -4549,7 +4549,7 @@
         <w:pStyle w:val="LectureBullet"/>
       </w:pPr>
       <w:r>
-        <w:t>• 第1课时实作：“十六分钟开始。前四分钟只圈证据，不写句子。”／“还剩三分钟，请做初步分级。”</w:t>
+        <w:t>• 第1课时实操：“十六分钟开始。前四分钟只圈证据，不写句子。”／“还剩三分钟，请做初步分级。”</w:t>
       </w:r>
     </w:p>
     <w:p>
@@ -4557,7 +4557,7 @@
         <w:pStyle w:val="LectureBullet"/>
       </w:pPr>
       <w:r>
-        <w:t>• 第2课时实作：“十七分钟开始。前五分钟每张再做一个变体。”／“还剩四分钟，写材料假设与失败条件。”</w:t>
+        <w:t>• 第2课时实操：“十七分钟开始。前五分钟每张再做一个变体。”／“还剩四分钟，写材料假设与失败条件。”</w:t>
       </w:r>
     </w:p>
     <w:p>
@@ -4647,7 +4647,7 @@
         <w:pStyle w:val="LectureBullet"/>
       </w:pPr>
       <w:r>
-        <w:t>• 讲潮汕嵌瓷、寄木细工等工艺时使用“结构转译、材料机制、制作逻辑”，避免把文化简化成可复制的纹样。</w:t>
+        <w:t>• 讲潮汕嵌瓷、寄木细工等工艺时使用“结构转译、材料原理、制作逻辑”，避免把文化简化成可复制的纹样。</w:t>
       </w:r>
     </w:p>
     <w:p>

--- a/docs/jiangao/《女装设计III》第05周_中国大陆课堂完整讲稿_中文.docx
+++ b/docs/jiangao/《女装设计III》第05周_中国大陆课堂完整讲稿_中文.docx
@@ -142,7 +142,7 @@
         <w:pStyle w:val="SpokenText"/>
       </w:pPr>
       <w:r>
-        <w:t>同学们好。上周我们完成了主题板和设计任务书——主题板组织证据，设计任务书做出承诺。今天要回答下一个问题：那些承诺，用哪些可以重复用的规则去实现。这就是元素提取。</w:t>
+        <w:t>同学们好。上周我们完成了主题板和设计任务书——主题板组织证据，设计任务书做出承诺。今天要回答下一个问题：那些承诺，用哪些可以重复使用的规则去实现。这就是元素提取。</w:t>
       </w:r>
     </w:p>
     <w:p>
@@ -158,7 +158,7 @@
         <w:pStyle w:val="SpokenText"/>
       </w:pPr>
       <w:r>
-        <w:t>请把上周带来的四样摊在桌上：主题板打印稿、带编号的设计任务书、8到12张已编号资料、描图纸剪刀胶带。特别提醒：请在任务书上先圈出你的45字概念句，它就是今天第一张元素卡的核心规则。</w:t>
+        <w:t>请把上周带来的四样摊在桌上：主题板打印稿、带编号的设计任务书、八到十二张已编号资料、描图纸剪刀胶带。特别提醒：请在任务书上先圈出你的四十五字概念句，它就是今天第一张元素卡的核心规则。</w:t>
       </w:r>
     </w:p>
     <w:p>
@@ -1297,7 +1297,7 @@
         <w:pStyle w:val="SpokenText"/>
       </w:pPr>
       <w:r>
-        <w:t>我们先花三分钟。请摊开第04周带来的四样：主题板打印稿、带编号的设计任务书、8到12张已编号资料、描图纸和剪刀胶带。</w:t>
+        <w:t>我们先花三分钟。请摊开第04周带来的四样：主题板打印稿、带编号的设计任务书、八到十二张已编号资料、描图纸和剪刀胶带。</w:t>
       </w:r>
     </w:p>
     <w:p>
@@ -1305,7 +1305,7 @@
         <w:pStyle w:val="SpokenText"/>
       </w:pPr>
       <w:r>
-        <w:t>现在在任务书上圈出你的概念句，那45个字。它就是今天第一张元素卡的核心规则。第04周一句话小结里写的“要先提取什么作为可变形的元素”，现在把那一项抄到卡片顶端。</w:t>
+        <w:t>现在在任务书上圈出你的概念句，那四十五个字。它就是今天第一张元素卡的核心规则。第04周一句话小结里写的“要先提取什么作为可变形的元素”，现在把那一项抄到卡片顶端。</w:t>
       </w:r>
     </w:p>
     <w:p>
@@ -1313,7 +1313,7 @@
         <w:pStyle w:val="SpokenText"/>
       </w:pPr>
       <w:r>
-        <w:t>看这张对照表。上周的45字概念句，今天变成元素卡的“核心规则”一栏。上周的8到12张已编号资料，今天变成元素卡的“来源”一栏——编号加局部。</w:t>
+        <w:t>看这张对照表。上周的四十五字概念句，今天变成元素卡的“核心规则”一栏。上周的八到十二张已编号资料，今天变成元素卡的“来源”一栏——编号加局部。</w:t>
       </w:r>
     </w:p>
     <w:p>
@@ -1479,7 +1479,7 @@
         <w:pStyle w:val="SpokenText"/>
       </w:pPr>
       <w:r>
-        <w:t>分级：确定核心、辅助、语境和禁用元素。核心只要2到3个，其余进入相应层级。</w:t>
+        <w:t>分级：确定核心、辅助、语境和禁用元素。核心只要二到三个，其余进入相应层级。</w:t>
       </w:r>
     </w:p>
     <w:p>
@@ -1487,7 +1487,7 @@
         <w:pStyle w:val="SpokenText"/>
       </w:pPr>
       <w:r>
-        <w:t>两课时的成果是：第一课时三张合格元素卡加一条核心规则；第二课时扩展到8到10张元素卡加一张层级矩阵。离开课堂前必须能回答三个问题：来自哪一条证据？允许改变什么？为什么值得保留？</w:t>
+        <w:t>两课时的成果是：第一课时三张合格元素卡加一条核心规则；第二课时扩展到八到十张元素卡加一张层级矩阵。离开课堂前必须能回答三个问题：来自哪一条证据？允许改变什么？为什么值得保留？</w:t>
       </w:r>
     </w:p>
     <w:p>
@@ -1881,7 +1881,7 @@
         <w:pStyle w:val="SpokenText"/>
       </w:pPr>
       <w:r>
-        <w:t>今天开始统一用六类：廓形、线条、比例、色彩、材料、细节。这是六个观察角度，不是六个必须填满的格子。</w:t>
+        <w:t>今天开始统一使用六类：廓形、线条、比例、色彩、材料、细节。这是六个观察角度，不是六个必须填满的格子。</w:t>
       </w:r>
     </w:p>
     <w:p>
@@ -1913,7 +1913,7 @@
         <w:pStyle w:val="SpokenText"/>
       </w:pPr>
       <w:r>
-        <w:t>方法是：每类先找2到3项，再按证据强度和系列潜力筛选。六类都做满不是目标，找出哪一类真正承担你的命题才是。</w:t>
+        <w:t>方法是：每类先找二到三项，再按证据强度和系列潜力筛选。六类都做满不是目标，找出哪一类真正承担你的命题才是。</w:t>
       </w:r>
     </w:p>
     <w:p>
@@ -2550,7 +2550,7 @@
         <w:pStyle w:val="SpokenText"/>
       </w:pPr>
       <w:r>
-        <w:t>四级的数量建议是：核心2到3个，辅助3到5个，其余进入语境或禁用。</w:t>
+        <w:t>四级的数量建议是：核心二到三个，辅助三到五个，其余进入语境或禁用。</w:t>
       </w:r>
     </w:p>
     <w:p>
@@ -3832,7 +3832,7 @@
         <w:pStyle w:val="SpokenText"/>
       </w:pPr>
       <w:r>
-        <w:t>输出是六张元素卡、层级表和一条材料测试计划。课后补到8到10张。</w:t>
+        <w:t>输出是六张元素卡、层级表和一条材料测试计划。课后补到八到十张。</w:t>
       </w:r>
     </w:p>
     <w:p>
@@ -4326,7 +4326,7 @@
         <w:pStyle w:val="SpokenText"/>
       </w:pPr>
       <w:r>
-        <w:t>四点总结：第一，证据可追溯——每张卡都有来源编号、局部位置和用语境。第二，六类观察——轮廓、结构、线条、细节、材料、色彩分别判断。第三，四级分层——避免所有元素同时发声。第四，规则可验证——至少三个变体，并写清变量、不变项和失败条件。</w:t>
+        <w:t>四点总结：第一，证据可追溯——每张卡都有来源编号、局部位置和使用语境。第二，六类观察——轮廓、结构、线条、细节、材料、色彩分别判断。第三，四级分层——避免所有元素同时发声。第四，规则可验证——至少三个变体，并写清变量、不变项和失败条件。</w:t>
       </w:r>
     </w:p>
     <w:p>
@@ -4334,7 +4334,7 @@
         <w:pStyle w:val="SpokenText"/>
       </w:pPr>
       <w:r>
-        <w:t>这周提交三项：课堂完成六张元素卡，课后补至8到10张；四级层级表加来源编号加AI用记录；两张核心卡各写两条不变条件。</w:t>
+        <w:t>这周提交三项：课堂完成六张元素卡，课后补至八到十张；四级层级表加来源编号加AI使用记录；两张核心卡各写两条不变条件。</w:t>
       </w:r>
     </w:p>
     <w:p>

--- a/docs/jiangao/《女装设计III》第05周_中国大陆课堂完整讲稿_中文.docx
+++ b/docs/jiangao/《女装设计III》第05周_中国大陆课堂完整讲稿_中文.docx
@@ -23,7 +23,7 @@
           <w:b/>
           <w:sz w:val="40"/>
         </w:rPr>
-        <w:t>第05周完整课堂讲稿</w:t>
+        <w:t>第05周完整课堂讲稿（学生版）</w:t>
       </w:r>
     </w:p>
     <w:p>
@@ -1332,31 +1332,6 @@
         <w:t>所以立场句到今天是第五次升级：从“我的主题板证明什么，因此任务书承诺通过什么形式规则”，变成“我的核心元素来自什么，生成规则是什么，它可以通过什么产生变化”。</w:t>
       </w:r>
     </w:p>
-    <w:p>
-      <w:pPr/>
-      <w:r>
-        <w:rPr>
-          <w:b/>
-        </w:rPr>
-        <w:t>【互动与应答预案】</w:t>
-      </w:r>
-    </w:p>
-    <w:p>
-      <w:pPr>
-        <w:pStyle w:val="LectureBullet"/>
-      </w:pPr>
-      <w:r>
-        <w:t>• 请两名学生念出自己圈的概念句，教师当场指出其中哪个词最可能成为核心元素。</w:t>
-      </w:r>
-    </w:p>
-    <w:p>
-      <w:pPr>
-        <w:pStyle w:val="LectureBullet"/>
-      </w:pPr>
-      <w:r>
-        <w:t>• 若学生说“我的任务书没写验”，回应：“现在补一句。下周你要用元素图、样布还是白坯检查？选一个。”</w:t>
-      </w:r>
-    </w:p>
     <w:tbl>
       <w:tblPr>
         <w:tblStyle w:val="TableGrid"/>
@@ -1498,23 +1473,6 @@
         <w:t>合格标准只有三个词：可追溯、可操作、可变化。不是“找到了一个漂亮图形”，而是“建立了一条能够继续生成的规则”。</w:t>
       </w:r>
     </w:p>
-    <w:p>
-      <w:pPr/>
-      <w:r>
-        <w:rPr>
-          <w:b/>
-        </w:rPr>
-        <w:t>【互动与应答预案】</w:t>
-      </w:r>
-    </w:p>
-    <w:p>
-      <w:pPr>
-        <w:pStyle w:val="LectureBullet"/>
-      </w:pPr>
-      <w:r>
-        <w:t>• 请学生说出自己打算做的核心元素，教师追问：“遮住原图，你能用一句话让别人画出来吗？”</w:t>
-      </w:r>
-    </w:p>
     <w:tbl>
       <w:tblPr>
         <w:tblStyle w:val="TableGrid"/>
@@ -1640,31 +1598,6 @@
         <w:t>检查方法很简单：遮住照片后测试——能否用同一句规则生成三套不同造型？能，才是元素提取。不能，你还停在复制。</w:t>
       </w:r>
     </w:p>
-    <w:p>
-      <w:pPr/>
-      <w:r>
-        <w:rPr>
-          <w:b/>
-        </w:rPr>
-        <w:t>【互动与应答预案】</w:t>
-      </w:r>
-    </w:p>
-    <w:p>
-      <w:pPr>
-        <w:pStyle w:val="LectureBullet"/>
-      </w:pPr>
-      <w:r>
-        <w:t>• 请学生对自己的候选元素做一次遮图测试，说出三个不同结果。</w:t>
-      </w:r>
-    </w:p>
-    <w:p>
-      <w:pPr>
-        <w:pStyle w:val="LectureBullet"/>
-      </w:pPr>
-      <w:r>
-        <w:t>• 若学生只能说出一个，回应：“那说明你提取的还是形状，不是规则。请再抽象一层。”</w:t>
-      </w:r>
-    </w:p>
     <w:tbl>
       <w:tblPr>
         <w:tblStyle w:val="TableGrid"/>
@@ -1774,23 +1707,6 @@
         <w:t>请注意最后一行：这不是复制。六套共享关系，不重复完整图形。她没有把树枝画在衣服上，而是把树枝的弧度变成轮廓语言。</w:t>
       </w:r>
     </w:p>
-    <w:p>
-      <w:pPr/>
-      <w:r>
-        <w:rPr>
-          <w:b/>
-        </w:rPr>
-        <w:t>【互动与应答预案】</w:t>
-      </w:r>
-    </w:p>
-    <w:p>
-      <w:pPr>
-        <w:pStyle w:val="LectureBullet"/>
-      </w:pPr>
-      <w:r>
-        <w:t>• 请学生说出自己调研对象里的一个“物”，教师追问：“它的关系是什么？曲率、方向，还是连接方式？”</w:t>
-      </w:r>
-    </w:p>
     <w:tbl>
       <w:tblPr>
         <w:tblStyle w:val="TableGrid"/>
@@ -1916,23 +1832,6 @@
         <w:t>方法是：每类先找二到三项，再按证据强度和系列潜力筛选。六类都做满不是目标，找出哪一类真正承担你的命题才是。</w:t>
       </w:r>
     </w:p>
-    <w:p>
-      <w:pPr/>
-      <w:r>
-        <w:rPr>
-          <w:b/>
-        </w:rPr>
-        <w:t>【互动与应答预案】</w:t>
-      </w:r>
-    </w:p>
-    <w:p>
-      <w:pPr>
-        <w:pStyle w:val="LectureBullet"/>
-      </w:pPr>
-      <w:r>
-        <w:t>• 点名一位学生，请他为自己的命题在六类中各说一项，教师只追问最弱的那一类。</w:t>
-      </w:r>
-    </w:p>
     <w:tbl>
       <w:tblPr>
         <w:tblStyle w:val="TableGrid"/>
@@ -2151,23 +2050,6 @@
         <w:t>页面下方那句话请记住：课堂抽象，不代表品牌官方版型图。我们从图像观察形式，不宣称知道它内部怎么做。</w:t>
       </w:r>
     </w:p>
-    <w:p>
-      <w:pPr/>
-      <w:r>
-        <w:rPr>
-          <w:b/>
-        </w:rPr>
-        <w:t>【互动与应答预案】</w:t>
-      </w:r>
-    </w:p>
-    <w:p>
-      <w:pPr>
-        <w:pStyle w:val="LectureBullet"/>
-      </w:pPr>
-      <w:r>
-        <w:t>• 请学生把自己的一条观察分成“事实”和“推测”两栏，教师检查是否混在一起。</w:t>
-      </w:r>
-    </w:p>
     <w:tbl>
       <w:tblPr>
         <w:tblStyle w:val="TableGrid"/>
@@ -2293,31 +2175,6 @@
         <w:t>整条链是：证据、关系、操作句、变量、不变项、待验证条件。</w:t>
       </w:r>
     </w:p>
-    <w:p>
-      <w:pPr/>
-      <w:r>
-        <w:rPr>
-          <w:b/>
-        </w:rPr>
-        <w:t>【互动与应答预案】</w:t>
-      </w:r>
-    </w:p>
-    <w:p>
-      <w:pPr>
-        <w:pStyle w:val="LectureBullet"/>
-      </w:pPr>
-      <w:r>
-        <w:t>• 请一名学生现场说一句操作句，全班判断里面有没有形容词。</w:t>
-      </w:r>
-    </w:p>
-    <w:p>
-      <w:pPr>
-        <w:pStyle w:val="LectureBullet"/>
-      </w:pPr>
-      <w:r>
-        <w:t>• 若出现“优雅地放大”，回应：“‘优雅’不能执行。请换成一个数字或一个位置。”</w:t>
-      </w:r>
-    </w:p>
     <w:tbl>
       <w:tblPr>
         <w:tblStyle w:val="TableGrid"/>
@@ -2427,23 +2284,6 @@
         <w:t>这三张图代表三个阶段：研究、系列、成衣。你们今天做的元素卡，就是研究阶段的产物。下周才进入变形，第八周才做白坯。</w:t>
       </w:r>
     </w:p>
-    <w:p>
-      <w:pPr/>
-      <w:r>
-        <w:rPr>
-          <w:b/>
-        </w:rPr>
-        <w:t>【互动与应答预案】</w:t>
-      </w:r>
-    </w:p>
-    <w:p>
-      <w:pPr>
-        <w:pStyle w:val="LectureBullet"/>
-      </w:pPr>
-      <w:r>
-        <w:t>• 追问：“如果只看第一张研究板，你能预测出第三张成衣的样子吗？哪些部分能，哪些不能？”</w:t>
-      </w:r>
-    </w:p>
     <w:tbl>
       <w:tblPr>
         <w:tblStyle w:val="TableGrid"/>
@@ -2569,31 +2409,6 @@
         <w:t>这一页是课堂反向分析，不宣称是作者本人或学校发布的分类结论。我们用别人的作品练习方法，但不代替他们下结论。</w:t>
       </w:r>
     </w:p>
-    <w:p>
-      <w:pPr/>
-      <w:r>
-        <w:rPr>
-          <w:b/>
-        </w:rPr>
-        <w:t>【互动与应答预案】</w:t>
-      </w:r>
-    </w:p>
-    <w:p>
-      <w:pPr>
-        <w:pStyle w:val="LectureBullet"/>
-      </w:pPr>
-      <w:r>
-        <w:t>• 请学生对自己的元素做一次删除测试，教师追问：“删掉之后，还是同一个系列吗？”</w:t>
-      </w:r>
-    </w:p>
-    <w:p>
-      <w:pPr>
-        <w:pStyle w:val="LectureBullet"/>
-      </w:pPr>
-      <w:r>
-        <w:t>• 若学生把五项都标成核心，回应：“核心最多三个。请排序，然后把第四项以后降级。”</w:t>
-      </w:r>
-    </w:p>
     <w:tbl>
       <w:tblPr>
         <w:tblStyle w:val="TableGrid"/>
@@ -2727,23 +2542,6 @@
         <w:t>完整检查表在“学生用元素库模板”页，第二课时会发给大家。</w:t>
       </w:r>
     </w:p>
-    <w:p>
-      <w:pPr/>
-      <w:r>
-        <w:rPr>
-          <w:b/>
-        </w:rPr>
-        <w:t>【互动与应答预案】</w:t>
-      </w:r>
-    </w:p>
-    <w:p>
-      <w:pPr>
-        <w:pStyle w:val="LectureBullet"/>
-      </w:pPr>
-      <w:r>
-        <w:t>• 若学生问“我用的是自己家乡的工艺，也要这样吗”，回应：“要。你是使用者，但作品会公开。公开时读者不知道你的背景，所以来源和语境仍要写清楚。”</w:t>
-      </w:r>
-    </w:p>
     <w:tbl>
       <w:tblPr>
         <w:tblStyle w:val="TableGrid"/>
@@ -2861,31 +2659,6 @@
         <w:t>我巡视时只问一个问题：遮住原图，你还能照这句话画出来吗？</w:t>
       </w:r>
     </w:p>
-    <w:p>
-      <w:pPr/>
-      <w:r>
-        <w:rPr>
-          <w:b/>
-        </w:rPr>
-        <w:t>【互动与应答预案】</w:t>
-      </w:r>
-    </w:p>
-    <w:p>
-      <w:pPr>
-        <w:pStyle w:val="LectureBullet"/>
-      </w:pPr>
-      <w:r>
-        <w:t>• 若学生同时改了两个变量，提醒：“一次只改一个。否则你不知道是哪个变化产生了效果。”</w:t>
-      </w:r>
-    </w:p>
-    <w:p>
-      <w:pPr>
-        <w:pStyle w:val="LectureBullet"/>
-      </w:pPr>
-      <w:r>
-        <w:t>• 若学生卡在分级，提示：“先不分四级。先选出一个你绝对不删的，那就是核心。”</w:t>
-      </w:r>
-    </w:p>
     <w:tbl>
       <w:tblPr>
         <w:tblStyle w:val="TableGrid"/>
@@ -3466,23 +3239,6 @@
         <w:t>规则句是这样写的：同一羊毛底布只改变压力，记录叶脉清晰度和色素扩散。只改一个变量，其余全部锁定。这就是受控实验。</w:t>
       </w:r>
     </w:p>
-    <w:p>
-      <w:pPr/>
-      <w:r>
-        <w:rPr>
-          <w:b/>
-        </w:rPr>
-        <w:t>【互动与应答预案】</w:t>
-      </w:r>
-    </w:p>
-    <w:p>
-      <w:pPr>
-        <w:pStyle w:val="LectureBullet"/>
-      </w:pPr>
-      <w:r>
-        <w:t>• 请学生说出自己下周要做的第一个实验，教师追问：“你要锁定什么？改变什么？”</w:t>
-      </w:r>
-    </w:p>
     <w:tbl>
       <w:tblPr>
         <w:tblStyle w:val="TableGrid"/>
@@ -3709,23 +3465,6 @@
         <w:t>F3是不能扩展，F4是脱离任务书。请大家自己对照这两栏，看自己属于哪一种。我们在实操时会逐组检查。</w:t>
       </w:r>
     </w:p>
-    <w:p>
-      <w:pPr/>
-      <w:r>
-        <w:rPr>
-          <w:b/>
-        </w:rPr>
-        <w:t>【互动与应答预案】</w:t>
-      </w:r>
-    </w:p>
-    <w:p>
-      <w:pPr>
-        <w:pStyle w:val="LectureBullet"/>
-      </w:pPr>
-      <w:r>
-        <w:t>• 请学生举手：认为自己现在最接近F1的、F2的、F3的、F4的各有多少人。据此调整巡视重点。</w:t>
-      </w:r>
-    </w:p>
     <w:tbl>
       <w:tblPr>
         <w:tblStyle w:val="TableGrid"/>
@@ -3835,31 +3574,6 @@
         <w:t>输出是六张元素卡、层级表和一条材料测试计划。课后补到八到十张。</w:t>
       </w:r>
     </w:p>
-    <w:p>
-      <w:pPr/>
-      <w:r>
-        <w:rPr>
-          <w:b/>
-        </w:rPr>
-        <w:t>【互动与应答预案】</w:t>
-      </w:r>
-    </w:p>
-    <w:p>
-      <w:pPr>
-        <w:pStyle w:val="LectureBullet"/>
-      </w:pPr>
-      <w:r>
-        <w:t>• 巡视时问：“你的核心有几个？超过三个的请现在降级。”</w:t>
-      </w:r>
-    </w:p>
-    <w:p>
-      <w:pPr>
-        <w:pStyle w:val="LectureBullet"/>
-      </w:pPr>
-      <w:r>
-        <w:t>• 若学生只是把卡片画得更漂亮，提醒：“现在补的是逻辑，不是画面。”</w:t>
-      </w:r>
-    </w:p>
     <w:tbl>
       <w:tblPr>
         <w:tblStyle w:val="TableGrid"/>
@@ -4092,23 +3806,6 @@
       </w:pPr>
       <w:r>
         <w:t>请注意最后一个问题。核心过多是这个阶段最常见的问题。</w:t>
-      </w:r>
-    </w:p>
-    <w:p>
-      <w:pPr/>
-      <w:r>
-        <w:rPr>
-          <w:b/>
-        </w:rPr>
-        <w:t>【互动与应答预案】</w:t>
-      </w:r>
-    </w:p>
-    <w:p>
-      <w:pPr>
-        <w:pStyle w:val="LectureBullet"/>
-      </w:pPr>
-      <w:r>
-        <w:t>• 若某组只讨论画面好看，介入一次：“请只回答第四个问题：他的核心有几个？”</w:t>
       </w:r>
     </w:p>
     <w:tbl>

--- a/docs/jiangao/《女装设计III》第05周_中国大陆课堂完整讲稿_中文.docx
+++ b/docs/jiangao/《女装设计III》第05周_中国大陆课堂完整讲稿_中文.docx
@@ -965,14 +965,6 @@
         <w:pStyle w:val="LectureBullet"/>
       </w:pPr>
       <w:r>
-        <w:t>• 教师：16分钟与17分钟计时器、元素卡空白模板、四级分层空白表、失败卡F1–F4投影页、学生用元素库记录表打印稿。</w:t>
-      </w:r>
-    </w:p>
-    <w:p>
-      <w:pPr>
-        <w:pStyle w:val="LectureBullet"/>
-      </w:pPr>
-      <w:r>
         <w:t>• 课堂资料：院校与秀场图只作形式观察；地方文化资料须先记录来源、功能、使用者与意义边界，再提取形式规律。</w:t>
       </w:r>
     </w:p>
@@ -1066,15 +1058,6 @@
       </w:tr>
     </w:tbl>
     <w:p>
-      <w:pPr/>
-      <w:r>
-        <w:rPr>
-          <w:b/>
-        </w:rPr>
-        <w:t>【教师讲稿｜可直接发言】</w:t>
-      </w:r>
-    </w:p>
-    <w:p>
       <w:pPr>
         <w:pStyle w:val="SpokenText"/>
       </w:pPr>
@@ -1175,15 +1158,6 @@
       </w:tr>
     </w:tbl>
     <w:p>
-      <w:pPr/>
-      <w:r>
-        <w:rPr>
-          <w:b/>
-        </w:rPr>
-        <w:t>【教师讲稿｜可直接发言】</w:t>
-      </w:r>
-    </w:p>
-    <w:p>
       <w:pPr>
         <w:pStyle w:val="SpokenText"/>
       </w:pPr>
@@ -1284,15 +1258,6 @@
       </w:tr>
     </w:tbl>
     <w:p>
-      <w:pPr/>
-      <w:r>
-        <w:rPr>
-          <w:b/>
-        </w:rPr>
-        <w:t>【教师讲稿｜可直接发言】</w:t>
-      </w:r>
-    </w:p>
-    <w:p>
       <w:pPr>
         <w:pStyle w:val="SpokenText"/>
       </w:pPr>
@@ -1409,15 +1374,6 @@
       </w:tr>
     </w:tbl>
     <w:p>
-      <w:pPr/>
-      <w:r>
-        <w:rPr>
-          <w:b/>
-        </w:rPr>
-        <w:t>【教师讲稿｜可直接发言】</w:t>
-      </w:r>
-    </w:p>
-    <w:p>
       <w:pPr>
         <w:pStyle w:val="SpokenText"/>
       </w:pPr>
@@ -1550,15 +1506,6 @@
       </w:tr>
     </w:tbl>
     <w:p>
-      <w:pPr/>
-      <w:r>
-        <w:rPr>
-          <w:b/>
-        </w:rPr>
-        <w:t>【教师讲稿｜可直接发言】</w:t>
-      </w:r>
-    </w:p>
-    <w:p>
       <w:pPr>
         <w:pStyle w:val="SpokenText"/>
       </w:pPr>
@@ -1675,15 +1622,6 @@
       </w:tr>
     </w:tbl>
     <w:p>
-      <w:pPr/>
-      <w:r>
-        <w:rPr>
-          <w:b/>
-        </w:rPr>
-        <w:t>【教师讲稿｜可直接发言】</w:t>
-      </w:r>
-    </w:p>
-    <w:p>
       <w:pPr>
         <w:pStyle w:val="SpokenText"/>
       </w:pPr>
@@ -1784,15 +1722,6 @@
       </w:tr>
     </w:tbl>
     <w:p>
-      <w:pPr/>
-      <w:r>
-        <w:rPr>
-          <w:b/>
-        </w:rPr>
-        <w:t>【教师讲稿｜可直接发言】</w:t>
-      </w:r>
-    </w:p>
-    <w:p>
       <w:pPr>
         <w:pStyle w:val="SpokenText"/>
       </w:pPr>
@@ -1909,15 +1838,6 @@
       </w:tr>
     </w:tbl>
     <w:p>
-      <w:pPr/>
-      <w:r>
-        <w:rPr>
-          <w:b/>
-        </w:rPr>
-        <w:t>【教师讲稿｜可直接发言】</w:t>
-      </w:r>
-    </w:p>
-    <w:p>
       <w:pPr>
         <w:pStyle w:val="SpokenText"/>
       </w:pPr>
@@ -2010,15 +1930,6 @@
       </w:tr>
     </w:tbl>
     <w:p>
-      <w:pPr/>
-      <w:r>
-        <w:rPr>
-          <w:b/>
-        </w:rPr>
-        <w:t>【教师讲稿｜可直接发言】</w:t>
-      </w:r>
-    </w:p>
-    <w:p>
       <w:pPr>
         <w:pStyle w:val="SpokenText"/>
       </w:pPr>
@@ -2127,15 +2038,6 @@
       </w:tr>
     </w:tbl>
     <w:p>
-      <w:pPr/>
-      <w:r>
-        <w:rPr>
-          <w:b/>
-        </w:rPr>
-        <w:t>【教师讲稿｜可直接发言】</w:t>
-      </w:r>
-    </w:p>
-    <w:p>
       <w:pPr>
         <w:pStyle w:val="SpokenText"/>
       </w:pPr>
@@ -2252,15 +2154,6 @@
       </w:tr>
     </w:tbl>
     <w:p>
-      <w:pPr/>
-      <w:r>
-        <w:rPr>
-          <w:b/>
-        </w:rPr>
-        <w:t>【教师讲稿｜可直接发言】</w:t>
-      </w:r>
-    </w:p>
-    <w:p>
       <w:pPr>
         <w:pStyle w:val="SpokenText"/>
       </w:pPr>
@@ -2361,15 +2254,6 @@
       </w:tr>
     </w:tbl>
     <w:p>
-      <w:pPr/>
-      <w:r>
-        <w:rPr>
-          <w:b/>
-        </w:rPr>
-        <w:t>【教师讲稿｜可直接发言】</w:t>
-      </w:r>
-    </w:p>
-    <w:p>
       <w:pPr>
         <w:pStyle w:val="SpokenText"/>
       </w:pPr>
@@ -2486,15 +2370,6 @@
       </w:tr>
     </w:tbl>
     <w:p>
-      <w:pPr/>
-      <w:r>
-        <w:rPr>
-          <w:b/>
-        </w:rPr>
-        <w:t>【教师讲稿｜可直接发言】</w:t>
-      </w:r>
-    </w:p>
-    <w:p>
       <w:pPr>
         <w:pStyle w:val="SpokenText"/>
       </w:pPr>
@@ -2619,15 +2494,6 @@
       </w:tr>
     </w:tbl>
     <w:p>
-      <w:pPr/>
-      <w:r>
-        <w:rPr>
-          <w:b/>
-        </w:rPr>
-        <w:t>【教师讲稿｜可直接发言】</w:t>
-      </w:r>
-    </w:p>
-    <w:p>
       <w:pPr>
         <w:pStyle w:val="SpokenText"/>
       </w:pPr>
@@ -2771,15 +2637,6 @@
       </w:tr>
     </w:tbl>
     <w:p>
-      <w:pPr/>
-      <w:r>
-        <w:rPr>
-          <w:b/>
-        </w:rPr>
-        <w:t>【教师讲稿｜可直接发言】</w:t>
-      </w:r>
-    </w:p>
-    <w:p>
       <w:pPr>
         <w:pStyle w:val="SpokenText"/>
       </w:pPr>
@@ -2872,15 +2729,6 @@
       </w:tr>
     </w:tbl>
     <w:p>
-      <w:pPr/>
-      <w:r>
-        <w:rPr>
-          <w:b/>
-        </w:rPr>
-        <w:t>【教师讲稿｜可直接发言】</w:t>
-      </w:r>
-    </w:p>
-    <w:p>
       <w:pPr>
         <w:pStyle w:val="SpokenText"/>
       </w:pPr>
@@ -2981,15 +2829,6 @@
       </w:tr>
     </w:tbl>
     <w:p>
-      <w:pPr/>
-      <w:r>
-        <w:rPr>
-          <w:b/>
-        </w:rPr>
-        <w:t>【教师讲稿｜可直接发言】</w:t>
-      </w:r>
-    </w:p>
-    <w:p>
       <w:pPr>
         <w:pStyle w:val="SpokenText"/>
       </w:pPr>
@@ -3090,15 +2929,6 @@
       </w:tr>
     </w:tbl>
     <w:p>
-      <w:pPr/>
-      <w:r>
-        <w:rPr>
-          <w:b/>
-        </w:rPr>
-        <w:t>【教师讲稿｜可直接发言】</w:t>
-      </w:r>
-    </w:p>
-    <w:p>
       <w:pPr>
         <w:pStyle w:val="SpokenText"/>
       </w:pPr>
@@ -3199,15 +3029,6 @@
       </w:tr>
     </w:tbl>
     <w:p>
-      <w:pPr/>
-      <w:r>
-        <w:rPr>
-          <w:b/>
-        </w:rPr>
-        <w:t>【教师讲稿｜可直接发言】</w:t>
-      </w:r>
-    </w:p>
-    <w:p>
       <w:pPr>
         <w:pStyle w:val="SpokenText"/>
       </w:pPr>
@@ -3316,15 +3137,6 @@
       </w:tr>
     </w:tbl>
     <w:p>
-      <w:pPr/>
-      <w:r>
-        <w:rPr>
-          <w:b/>
-        </w:rPr>
-        <w:t>【教师讲稿｜可直接发言】</w:t>
-      </w:r>
-    </w:p>
-    <w:p>
       <w:pPr>
         <w:pStyle w:val="SpokenText"/>
       </w:pPr>
@@ -3425,15 +3237,6 @@
       </w:tr>
     </w:tbl>
     <w:p>
-      <w:pPr/>
-      <w:r>
-        <w:rPr>
-          <w:b/>
-        </w:rPr>
-        <w:t>【教师讲稿｜可直接发言】</w:t>
-      </w:r>
-    </w:p>
-    <w:p>
       <w:pPr>
         <w:pStyle w:val="SpokenText"/>
       </w:pPr>
@@ -3542,15 +3345,6 @@
       </w:tr>
     </w:tbl>
     <w:p>
-      <w:pPr/>
-      <w:r>
-        <w:rPr>
-          <w:b/>
-        </w:rPr>
-        <w:t>【教师讲稿｜可直接发言】</w:t>
-      </w:r>
-    </w:p>
-    <w:p>
       <w:pPr>
         <w:pStyle w:val="SpokenText"/>
       </w:pPr>
@@ -3651,15 +3445,6 @@
       </w:tr>
     </w:tbl>
     <w:p>
-      <w:pPr/>
-      <w:r>
-        <w:rPr>
-          <w:b/>
-        </w:rPr>
-        <w:t>【教师讲稿｜可直接发言】</w:t>
-      </w:r>
-    </w:p>
-    <w:p>
       <w:pPr>
         <w:pStyle w:val="SpokenText"/>
       </w:pPr>
@@ -3768,15 +3553,6 @@
       </w:tr>
     </w:tbl>
     <w:p>
-      <w:pPr/>
-      <w:r>
-        <w:rPr>
-          <w:b/>
-        </w:rPr>
-        <w:t>【教师讲稿｜可直接发言】</w:t>
-      </w:r>
-    </w:p>
-    <w:p>
       <w:pPr>
         <w:pStyle w:val="SpokenText"/>
       </w:pPr>
@@ -3885,15 +3661,6 @@
       </w:tr>
     </w:tbl>
     <w:p>
-      <w:pPr/>
-      <w:r>
-        <w:rPr>
-          <w:b/>
-        </w:rPr>
-        <w:t>【教师讲稿｜可直接发言】</w:t>
-      </w:r>
-    </w:p>
-    <w:p>
       <w:pPr>
         <w:pStyle w:val="SpokenText"/>
       </w:pPr>
@@ -4002,15 +3769,6 @@
       </w:tr>
     </w:tbl>
     <w:p>
-      <w:pPr/>
-      <w:r>
-        <w:rPr>
-          <w:b/>
-        </w:rPr>
-        <w:t>【教师讲稿｜可直接发言】</w:t>
-      </w:r>
-    </w:p>
-    <w:p>
       <w:pPr>
         <w:pStyle w:val="SpokenText"/>
       </w:pPr>
@@ -4135,15 +3893,6 @@
       </w:tr>
     </w:tbl>
     <w:p>
-      <w:pPr/>
-      <w:r>
-        <w:rPr>
-          <w:b/>
-        </w:rPr>
-        <w:t>【教师讲稿｜可直接发言】</w:t>
-      </w:r>
-    </w:p>
-    <w:p>
       <w:pPr>
         <w:pStyle w:val="SpokenText"/>
       </w:pPr>
@@ -4230,145 +3979,6 @@
       </w:pPr>
       <w:r>
         <w:t>• “期末评价连接”：六项终期评价标准全文。</w:t>
-      </w:r>
-    </w:p>
-    <w:p>
-      <w:pPr/>
-      <w:r>
-        <w:rPr>
-          <w:b/>
-        </w:rPr>
-        <w:t>【二｜计时口令（可直接照念）】</w:t>
-      </w:r>
-    </w:p>
-    <w:p>
-      <w:pPr>
-        <w:pStyle w:val="LectureBullet"/>
-      </w:pPr>
-      <w:r>
-        <w:t>• 第1课时实操：“十六分钟开始。前四分钟只圈证据，不写句子。”／“还剩三分钟，请做初步分级。”</w:t>
-      </w:r>
-    </w:p>
-    <w:p>
-      <w:pPr>
-        <w:pStyle w:val="LectureBullet"/>
-      </w:pPr>
-      <w:r>
-        <w:t>• 第2课时实操：“十七分钟开始。前五分钟每张再做一个变体。”／“还剩四分钟，写材料假设与失败条件。”</w:t>
-      </w:r>
-    </w:p>
-    <w:p>
-      <w:pPr>
-        <w:pStyle w:val="LectureBullet"/>
-      </w:pPr>
-      <w:r>
-        <w:t>• 同伴讲评：“每人一分钟说明，一分钟反馈。现在换第二位。”</w:t>
-      </w:r>
-    </w:p>
-    <w:p>
-      <w:pPr>
-        <w:pStyle w:val="LectureBullet"/>
-      </w:pPr>
-      <w:r>
-        <w:t>• 修订与Gate：“前两分钟自检，接下来两分钟互检，最后两分钟我抽检风险卡。”</w:t>
-      </w:r>
-    </w:p>
-    <w:p>
-      <w:pPr/>
-      <w:r>
-        <w:rPr>
-          <w:b/>
-        </w:rPr>
-        <w:t>【三｜常见误解与标准回应】</w:t>
-      </w:r>
-    </w:p>
-    <w:p>
-      <w:pPr>
-        <w:pStyle w:val="LectureBullet"/>
-      </w:pPr>
-      <w:r>
-        <w:t>• “我提取了一个图形” → “图形是长相。请说出它的关系：方向、固定点、密度，还是连接方式。”</w:t>
-      </w:r>
-    </w:p>
-    <w:p>
-      <w:pPr>
-        <w:pStyle w:val="LectureBullet"/>
-      </w:pPr>
-      <w:r>
-        <w:t>• “六类我都写满了” → “写满不是目标。请指出哪一类是核心，其余降级。”</w:t>
-      </w:r>
-    </w:p>
-    <w:p>
-      <w:pPr>
-        <w:pStyle w:val="LectureBullet"/>
-      </w:pPr>
-      <w:r>
-        <w:t>• “核心有五个” → “核心最多三个。删除测试：去掉它之后还是同一个系列吗？”</w:t>
-      </w:r>
-    </w:p>
-    <w:p>
-      <w:pPr>
-        <w:pStyle w:val="LectureBullet"/>
-      </w:pPr>
-      <w:r>
-        <w:t>• “我用了AI生成了很多方案” → “AI扩大候选，不替代判断。请写出工具、提示、采用理由和人工修改在哪里。”</w:t>
-      </w:r>
-    </w:p>
-    <w:p>
-      <w:pPr>
-        <w:pStyle w:val="LectureBullet"/>
-      </w:pPr>
-      <w:r>
-        <w:t>• “这个纹样代表吉祥” → “有资料能证明吗？没有就写‘待查证’。我们提取结构，不编造寓意。”</w:t>
-      </w:r>
-    </w:p>
-    <w:p>
-      <w:pPr/>
-      <w:r>
-        <w:rPr>
-          <w:b/>
-        </w:rPr>
-        <w:t>【四｜中国大陆课堂中的跨文化表达提醒】</w:t>
-      </w:r>
-    </w:p>
-    <w:p>
-      <w:pPr>
-        <w:pStyle w:val="LectureBullet"/>
-      </w:pPr>
-      <w:r>
-        <w:t>• 讲东华、广美等院校案例时使用“学院官方公开资料显示”，避免外籍教师使用“我们国家”造成指代混乱。</w:t>
-      </w:r>
-    </w:p>
-    <w:p>
-      <w:pPr>
-        <w:pStyle w:val="LectureBullet"/>
-      </w:pPr>
-      <w:r>
-        <w:t>• 讲潮汕嵌瓷、寄木细工等工艺时使用“结构转译、材料原理、制作逻辑”，避免把文化简化成可复制的纹样。</w:t>
-      </w:r>
-    </w:p>
-    <w:p>
-      <w:pPr>
-        <w:pStyle w:val="LectureBullet"/>
-      </w:pPr>
-      <w:r>
-        <w:t>• 不要把“中国传统”“东方美学”当作统一类别；始终回到具体地区、具体工艺、具体使用者。</w:t>
-      </w:r>
-    </w:p>
-    <w:p>
-      <w:pPr>
-        <w:pStyle w:val="LectureBullet"/>
-      </w:pPr>
-      <w:r>
-        <w:t>• 涉及学生作品时使用“课堂反向分析，不宣称是作者本人或学校发布的分类结论”。</w:t>
-      </w:r>
-    </w:p>
-    <w:p>
-      <w:pPr>
-        <w:pStyle w:val="LectureBullet"/>
-      </w:pPr>
-      <w:r>
-        <w:t>• 发音不确定时可直接说：“这个专业词我再说一遍，请大家同时看屏幕文字。”</w:t>
       </w:r>
     </w:p>
     <w:p>

--- a/docs/jiangao/《女装设计III》第05周_中国大陆课堂完整讲稿_中文.docx
+++ b/docs/jiangao/《女装设计III》第05周_中国大陆课堂完整讲稿_中文.docx
@@ -1027,36 +1027,6 @@
         <w:t>建议时间：1分钟　｜　课堂功能：开场，点明本周的核心区别</w:t>
       </w:r>
     </w:p>
-    <w:tbl>
-      <w:tblPr>
-        <w:tblStyle w:val="TableGrid"/>
-        <w:tblW w:type="auto" w:w="0"/>
-        <w:tblLook w:firstColumn="1" w:firstRow="1" w:lastColumn="0" w:lastRow="0" w:noHBand="0" w:noVBand="1" w:val="04A0"/>
-      </w:tblPr>
-      <w:tblGrid>
-        <w:gridCol w:w="9524"/>
-      </w:tblGrid>
-      <w:tr>
-        <w:tc>
-          <w:tcPr>
-            <w:tcW w:type="dxa" w:w="9524"/>
-            <w:shd w:val="clear" w:fill="F2F2F2"/>
-          </w:tcPr>
-          <w:p>
-            <w:pPr>
-              <w:pStyle w:val="LectureBullet"/>
-            </w:pPr>
-            <w:r/>
-            <w:r>
-              <w:rPr>
-                <w:sz w:val="19"/>
-              </w:rPr>
-              <w:t>【教师动作｜不发言】 显示封面五套造型；用手在屏幕上划一次“观察—命名—抽象—规则化—元素库”这条线。</w:t>
-            </w:r>
-          </w:p>
-        </w:tc>
-      </w:tr>
-    </w:tbl>
     <w:p>
       <w:pPr>
         <w:pStyle w:val="SpokenText"/>
@@ -1127,36 +1097,6 @@
         <w:t>建议时间：1分钟　｜　课堂功能：定位本周在05–08阶段中的作用</w:t>
       </w:r>
     </w:p>
-    <w:tbl>
-      <w:tblPr>
-        <w:tblStyle w:val="TableGrid"/>
-        <w:tblW w:type="auto" w:w="0"/>
-        <w:tblLook w:firstColumn="1" w:firstRow="1" w:lastColumn="0" w:lastRow="0" w:noHBand="0" w:noVBand="1" w:val="04A0"/>
-      </w:tblPr>
-      <w:tblGrid>
-        <w:gridCol w:w="9524"/>
-      </w:tblGrid>
-      <w:tr>
-        <w:tc>
-          <w:tcPr>
-            <w:tcW w:type="dxa" w:w="9524"/>
-            <w:shd w:val="clear" w:fill="F2F2F2"/>
-          </w:tcPr>
-          <w:p>
-            <w:pPr>
-              <w:pStyle w:val="LectureBullet"/>
-            </w:pPr>
-            <w:r/>
-            <w:r>
-              <w:rPr>
-                <w:sz w:val="19"/>
-              </w:rPr>
-              <w:t>【教师动作｜不发言】 快速指向已完成的01–04与当前的05–08两段。</w:t>
-            </w:r>
-          </w:p>
-        </w:tc>
-      </w:tr>
-    </w:tbl>
     <w:p>
       <w:pPr>
         <w:pStyle w:val="SpokenText"/>
@@ -1227,36 +1167,6 @@
         <w:t>建议时间：3.5分钟（含开场3分钟）　｜　课堂功能：第04周→第05周衔接与材料确认</w:t>
       </w:r>
     </w:p>
-    <w:tbl>
-      <w:tblPr>
-        <w:tblStyle w:val="TableGrid"/>
-        <w:tblW w:type="auto" w:w="0"/>
-        <w:tblLook w:firstColumn="1" w:firstRow="1" w:lastColumn="0" w:lastRow="0" w:noHBand="0" w:noVBand="1" w:val="04A0"/>
-      </w:tblPr>
-      <w:tblGrid>
-        <w:gridCol w:w="9524"/>
-      </w:tblGrid>
-      <w:tr>
-        <w:tc>
-          <w:tcPr>
-            <w:tcW w:type="dxa" w:w="9524"/>
-            <w:shd w:val="clear" w:fill="F2F2F2"/>
-          </w:tcPr>
-          <w:p>
-            <w:pPr>
-              <w:pStyle w:val="LectureBullet"/>
-            </w:pPr>
-            <w:r/>
-            <w:r>
-              <w:rPr>
-                <w:sz w:val="19"/>
-              </w:rPr>
-              <w:t>【教师动作｜不发言】 先做3分钟开场：请学生摊开四样材料，在任务书上圈出45字概念句。再讲对照表。</w:t>
-            </w:r>
-          </w:p>
-        </w:tc>
-      </w:tr>
-    </w:tbl>
     <w:p>
       <w:pPr>
         <w:pStyle w:val="SpokenText"/>
@@ -1343,36 +1253,6 @@
         <w:t>建议时间：2分钟　｜　课堂功能：四步方法与两课时成果线</w:t>
       </w:r>
     </w:p>
-    <w:tbl>
-      <w:tblPr>
-        <w:tblStyle w:val="TableGrid"/>
-        <w:tblW w:type="auto" w:w="0"/>
-        <w:tblLook w:firstColumn="1" w:firstRow="1" w:lastColumn="0" w:lastRow="0" w:noHBand="0" w:noVBand="1" w:val="04A0"/>
-      </w:tblPr>
-      <w:tblGrid>
-        <w:gridCol w:w="9524"/>
-      </w:tblGrid>
-      <w:tr>
-        <w:tc>
-          <w:tcPr>
-            <w:tcW w:type="dxa" w:w="9524"/>
-            <w:shd w:val="clear" w:fill="F2F2F2"/>
-          </w:tcPr>
-          <w:p>
-            <w:pPr>
-              <w:pStyle w:val="LectureBullet"/>
-            </w:pPr>
-            <w:r/>
-            <w:r>
-              <w:rPr>
-                <w:sz w:val="19"/>
-              </w:rPr>
-              <w:t>【教师动作｜不发言】 依次指向观察、命名、抽象、分级四步；在“分级”上停顿。</w:t>
-            </w:r>
-          </w:p>
-        </w:tc>
-      </w:tr>
-    </w:tbl>
     <w:p>
       <w:pPr>
         <w:pStyle w:val="SpokenText"/>
@@ -1475,36 +1355,6 @@
         <w:t>建议时间：3分钟　｜　课堂功能：本周核心概念校正（错误路径 vs 正确路径）</w:t>
       </w:r>
     </w:p>
-    <w:tbl>
-      <w:tblPr>
-        <w:tblStyle w:val="TableGrid"/>
-        <w:tblW w:type="auto" w:w="0"/>
-        <w:tblLook w:firstColumn="1" w:firstRow="1" w:lastColumn="0" w:lastRow="0" w:noHBand="0" w:noVBand="1" w:val="04A0"/>
-      </w:tblPr>
-      <w:tblGrid>
-        <w:gridCol w:w="9524"/>
-      </w:tblGrid>
-      <w:tr>
-        <w:tc>
-          <w:tcPr>
-            <w:tcW w:type="dxa" w:w="9524"/>
-            <w:shd w:val="clear" w:fill="F2F2F2"/>
-          </w:tcPr>
-          <w:p>
-            <w:pPr>
-              <w:pStyle w:val="LectureBullet"/>
-            </w:pPr>
-            <w:r/>
-            <w:r>
-              <w:rPr>
-                <w:sz w:val="19"/>
-              </w:rPr>
-              <w:t>【教师动作｜不发言】 先只显示左侧作品图与“错误路径”，请学生判断；再打开四条规则。</w:t>
-            </w:r>
-          </w:p>
-        </w:tc>
-      </w:tr>
-    </w:tbl>
     <w:p>
       <w:pPr>
         <w:pStyle w:val="SpokenText"/>
@@ -1591,36 +1441,6 @@
         <w:t>建议时间：2.5分钟　｜　课堂功能：真实学生作业中的转译路径</w:t>
       </w:r>
     </w:p>
-    <w:tbl>
-      <w:tblPr>
-        <w:tblStyle w:val="TableGrid"/>
-        <w:tblW w:type="auto" w:w="0"/>
-        <w:tblLook w:firstColumn="1" w:firstRow="1" w:lastColumn="0" w:lastRow="0" w:noHBand="0" w:noVBand="1" w:val="04A0"/>
-      </w:tblPr>
-      <w:tblGrid>
-        <w:gridCol w:w="9524"/>
-      </w:tblGrid>
-      <w:tr>
-        <w:tc>
-          <w:tcPr>
-            <w:tcW w:type="dxa" w:w="9524"/>
-            <w:shd w:val="clear" w:fill="F2F2F2"/>
-          </w:tcPr>
-          <w:p>
-            <w:pPr>
-              <w:pStyle w:val="LectureBullet"/>
-            </w:pPr>
-            <w:r/>
-            <w:r>
-              <w:rPr>
-                <w:sz w:val="19"/>
-              </w:rPr>
-              <w:t>【教师动作｜不发言】 依次指向调研证据、六套系列、成衣验证三张图。</w:t>
-            </w:r>
-          </w:p>
-        </w:tc>
-      </w:tr>
-    </w:tbl>
     <w:p>
       <w:pPr>
         <w:pStyle w:val="SpokenText"/>
@@ -1691,36 +1511,6 @@
         <w:t>建议时间：3分钟　｜　课堂功能：建立六类统一观察框架</w:t>
       </w:r>
     </w:p>
-    <w:tbl>
-      <w:tblPr>
-        <w:tblStyle w:val="TableGrid"/>
-        <w:tblW w:type="auto" w:w="0"/>
-        <w:tblLook w:firstColumn="1" w:firstRow="1" w:lastColumn="0" w:lastRow="0" w:noHBand="0" w:noVBand="1" w:val="04A0"/>
-      </w:tblPr>
-      <w:tblGrid>
-        <w:gridCol w:w="9524"/>
-      </w:tblGrid>
-      <w:tr>
-        <w:tc>
-          <w:tcPr>
-            <w:tcW w:type="dxa" w:w="9524"/>
-            <w:shd w:val="clear" w:fill="F2F2F2"/>
-          </w:tcPr>
-          <w:p>
-            <w:pPr>
-              <w:pStyle w:val="LectureBullet"/>
-            </w:pPr>
-            <w:r/>
-            <w:r>
-              <w:rPr>
-                <w:sz w:val="19"/>
-              </w:rPr>
-              <w:t>【教师动作｜不发言】 逐一指向廓形、线条、比例、色彩、材料、细节；在最后一行“筛选”上停顿。</w:t>
-            </w:r>
-          </w:p>
-        </w:tc>
-      </w:tr>
-    </w:tbl>
     <w:p>
       <w:pPr>
         <w:pStyle w:val="SpokenText"/>
@@ -1807,36 +1597,6 @@
         <w:t>建议时间：2分钟　｜　课堂功能：过程记录要求</w:t>
       </w:r>
     </w:p>
-    <w:tbl>
-      <w:tblPr>
-        <w:tblStyle w:val="TableGrid"/>
-        <w:tblW w:type="auto" w:w="0"/>
-        <w:tblLook w:firstColumn="1" w:firstRow="1" w:lastColumn="0" w:lastRow="0" w:noHBand="0" w:noVBand="1" w:val="04A0"/>
-      </w:tblPr>
-      <w:tblGrid>
-        <w:gridCol w:w="9524"/>
-      </w:tblGrid>
-      <w:tr>
-        <w:tc>
-          <w:tcPr>
-            <w:tcW w:type="dxa" w:w="9524"/>
-            <w:shd w:val="clear" w:fill="F2F2F2"/>
-          </w:tcPr>
-          <w:p>
-            <w:pPr>
-              <w:pStyle w:val="LectureBullet"/>
-            </w:pPr>
-            <w:r/>
-            <w:r>
-              <w:rPr>
-                <w:sz w:val="19"/>
-              </w:rPr>
-              <w:t>【教师动作｜不发言】 指向四步：研究、生成、选择、修订。</w:t>
-            </w:r>
-          </w:p>
-        </w:tc>
-      </w:tr>
-    </w:tbl>
     <w:p>
       <w:pPr>
         <w:pStyle w:val="SpokenText"/>
@@ -1899,36 +1659,6 @@
         <w:t>建议时间：2分钟　｜　课堂功能：元素卡前半——来源与观察</w:t>
       </w:r>
     </w:p>
-    <w:tbl>
-      <w:tblPr>
-        <w:tblStyle w:val="TableGrid"/>
-        <w:tblW w:type="auto" w:w="0"/>
-        <w:tblLook w:firstColumn="1" w:firstRow="1" w:lastColumn="0" w:lastRow="0" w:noHBand="0" w:noVBand="1" w:val="04A0"/>
-      </w:tblPr>
-      <w:tblGrid>
-        <w:gridCol w:w="9524"/>
-      </w:tblGrid>
-      <w:tr>
-        <w:tc>
-          <w:tcPr>
-            <w:tcW w:type="dxa" w:w="9524"/>
-            <w:shd w:val="clear" w:fill="F2F2F2"/>
-          </w:tcPr>
-          <w:p>
-            <w:pPr>
-              <w:pStyle w:val="LectureBullet"/>
-            </w:pPr>
-            <w:r/>
-            <w:r>
-              <w:rPr>
-                <w:sz w:val="19"/>
-              </w:rPr>
-              <w:t>【教师动作｜不发言】 指向来源图与三条观察；提醒“不要跳到完整设计”。</w:t>
-            </w:r>
-          </w:p>
-        </w:tc>
-      </w:tr>
-    </w:tbl>
     <w:p>
       <w:pPr>
         <w:pStyle w:val="SpokenText"/>
@@ -2007,36 +1737,6 @@
         <w:t>建议时间：2分钟　｜　课堂功能：操作句写法与变量、不变项</w:t>
       </w:r>
     </w:p>
-    <w:tbl>
-      <w:tblPr>
-        <w:tblStyle w:val="TableGrid"/>
-        <w:tblW w:type="auto" w:w="0"/>
-        <w:tblLook w:firstColumn="1" w:firstRow="1" w:lastColumn="0" w:lastRow="0" w:noHBand="0" w:noVBand="1" w:val="04A0"/>
-      </w:tblPr>
-      <w:tblGrid>
-        <w:gridCol w:w="9524"/>
-      </w:tblGrid>
-      <w:tr>
-        <w:tc>
-          <w:tcPr>
-            <w:tcW w:type="dxa" w:w="9524"/>
-            <w:shd w:val="clear" w:fill="F2F2F2"/>
-          </w:tcPr>
-          <w:p>
-            <w:pPr>
-              <w:pStyle w:val="LectureBullet"/>
-            </w:pPr>
-            <w:r/>
-            <w:r>
-              <w:rPr>
-                <w:sz w:val="19"/>
-              </w:rPr>
-              <w:t>【教师动作｜不发言】 先念示范操作句，再指向变量四项与“不变项”一栏。</w:t>
-            </w:r>
-          </w:p>
-        </w:tc>
-      </w:tr>
-    </w:tbl>
     <w:p>
       <w:pPr>
         <w:pStyle w:val="SpokenText"/>
@@ -2123,36 +1823,6 @@
         <w:t>建议时间：2.5分钟　｜　课堂功能：完整验证链的观察</w:t>
       </w:r>
     </w:p>
-    <w:tbl>
-      <w:tblPr>
-        <w:tblStyle w:val="TableGrid"/>
-        <w:tblW w:type="auto" w:w="0"/>
-        <w:tblLook w:firstColumn="1" w:firstRow="1" w:lastColumn="0" w:lastRow="0" w:noHBand="0" w:noVBand="1" w:val="04A0"/>
-      </w:tblPr>
-      <w:tblGrid>
-        <w:gridCol w:w="9524"/>
-      </w:tblGrid>
-      <w:tr>
-        <w:tc>
-          <w:tcPr>
-            <w:tcW w:type="dxa" w:w="9524"/>
-            <w:shd w:val="clear" w:fill="F2F2F2"/>
-          </w:tcPr>
-          <w:p>
-            <w:pPr>
-              <w:pStyle w:val="LectureBullet"/>
-            </w:pPr>
-            <w:r/>
-            <w:r>
-              <w:rPr>
-                <w:sz w:val="19"/>
-              </w:rPr>
-              <w:t>【教师动作｜不发言】 依次指向研究板、六套系列、成衣三张图。</w:t>
-            </w:r>
-          </w:p>
-        </w:tc>
-      </w:tr>
-    </w:tbl>
     <w:p>
       <w:pPr>
         <w:pStyle w:val="SpokenText"/>
@@ -2223,36 +1893,6 @@
         <w:t>建议时间：2.5分钟　｜　课堂功能：四级分层（本周教学难点）</w:t>
       </w:r>
     </w:p>
-    <w:tbl>
-      <w:tblPr>
-        <w:tblStyle w:val="TableGrid"/>
-        <w:tblW w:type="auto" w:w="0"/>
-        <w:tblLook w:firstColumn="1" w:firstRow="1" w:lastColumn="0" w:lastRow="0" w:noHBand="0" w:noVBand="1" w:val="04A0"/>
-      </w:tblPr>
-      <w:tblGrid>
-        <w:gridCol w:w="9524"/>
-      </w:tblGrid>
-      <w:tr>
-        <w:tc>
-          <w:tcPr>
-            <w:tcW w:type="dxa" w:w="9524"/>
-            <w:shd w:val="clear" w:fill="F2F2F2"/>
-          </w:tcPr>
-          <w:p>
-            <w:pPr>
-              <w:pStyle w:val="LectureBullet"/>
-            </w:pPr>
-            <w:r/>
-            <w:r>
-              <w:rPr>
-                <w:sz w:val="19"/>
-              </w:rPr>
-              <w:t>【教师动作｜不发言】 指向六行分级示例；在最后一行“删除后身份不变，就不是核心”上停顿。</w:t>
-            </w:r>
-          </w:p>
-        </w:tc>
-      </w:tr>
-    </w:tbl>
     <w:p>
       <w:pPr>
         <w:pStyle w:val="SpokenText"/>
@@ -2339,36 +1979,6 @@
         <w:t>建议时间：2.5分钟　｜　课堂功能：地方文化资料的使用规范</w:t>
       </w:r>
     </w:p>
-    <w:tbl>
-      <w:tblPr>
-        <w:tblStyle w:val="TableGrid"/>
-        <w:tblW w:type="auto" w:w="0"/>
-        <w:tblLook w:firstColumn="1" w:firstRow="1" w:lastColumn="0" w:lastRow="0" w:noHBand="0" w:noVBand="1" w:val="04A0"/>
-      </w:tblPr>
-      <w:tblGrid>
-        <w:gridCol w:w="9524"/>
-      </w:tblGrid>
-      <w:tr>
-        <w:tc>
-          <w:tcPr>
-            <w:tcW w:type="dxa" w:w="9524"/>
-            <w:shd w:val="clear" w:fill="F2F2F2"/>
-          </w:tcPr>
-          <w:p>
-            <w:pPr>
-              <w:pStyle w:val="LectureBullet"/>
-            </w:pPr>
-            <w:r/>
-            <w:r>
-              <w:rPr>
-                <w:sz w:val="19"/>
-              </w:rPr>
-              <w:t>【教师动作｜不发言】 指向来源、语境、提取、责任四栏；在“不贴民族符号、不编造寓意”上停顿。</w:t>
-            </w:r>
-          </w:p>
-        </w:tc>
-      </w:tr>
-    </w:tbl>
     <w:p>
       <w:pPr>
         <w:pStyle w:val="SpokenText"/>
@@ -2463,36 +2073,6 @@
         <w:t>建议时间：16分钟　｜　课堂功能：本课时唯一实操，先证明质量</w:t>
       </w:r>
     </w:p>
-    <w:tbl>
-      <w:tblPr>
-        <w:tblStyle w:val="TableGrid"/>
-        <w:tblW w:type="auto" w:w="0"/>
-        <w:tblLook w:firstColumn="1" w:firstRow="1" w:lastColumn="0" w:lastRow="0" w:noHBand="0" w:noVBand="1" w:val="04A0"/>
-      </w:tblPr>
-      <w:tblGrid>
-        <w:gridCol w:w="9524"/>
-      </w:tblGrid>
-      <w:tr>
-        <w:tc>
-          <w:tcPr>
-            <w:tcW w:type="dxa" w:w="9524"/>
-            <w:shd w:val="clear" w:fill="F2F2F2"/>
-          </w:tcPr>
-          <w:p>
-            <w:pPr>
-              <w:pStyle w:val="LectureBullet"/>
-            </w:pPr>
-            <w:r/>
-            <w:r>
-              <w:rPr>
-                <w:sz w:val="19"/>
-              </w:rPr>
-              <w:t>【教师动作｜不发言】 启动16分钟计时器并投影。四段各报一次时间；巡视时只问一个问题。</w:t>
-            </w:r>
-          </w:p>
-        </w:tc>
-      </w:tr>
-    </w:tbl>
     <w:p>
       <w:pPr>
         <w:pStyle w:val="SpokenText"/>
@@ -2606,36 +2186,6 @@
         <w:t>建议时间：0.5分钟　｜　课堂功能：第2课时开场分隔</w:t>
       </w:r>
     </w:p>
-    <w:tbl>
-      <w:tblPr>
-        <w:tblStyle w:val="TableGrid"/>
-        <w:tblW w:type="auto" w:w="0"/>
-        <w:tblLook w:firstColumn="1" w:firstRow="1" w:lastColumn="0" w:lastRow="0" w:noHBand="0" w:noVBand="1" w:val="04A0"/>
-      </w:tblPr>
-      <w:tblGrid>
-        <w:gridCol w:w="9524"/>
-      </w:tblGrid>
-      <w:tr>
-        <w:tc>
-          <w:tcPr>
-            <w:tcW w:type="dxa" w:w="9524"/>
-            <w:shd w:val="clear" w:fill="F2F2F2"/>
-          </w:tcPr>
-          <w:p>
-            <w:pPr>
-              <w:pStyle w:val="LectureBullet"/>
-            </w:pPr>
-            <w:r/>
-            <w:r>
-              <w:rPr>
-                <w:sz w:val="19"/>
-              </w:rPr>
-              <w:t>【教师动作｜不发言】 不展开，只宣布节奏：案例与方法9分钟、制作17分钟、同伴讲评9分钟、修订与Gate 6分钟、模板与总结4分钟。</w:t>
-            </w:r>
-          </w:p>
-        </w:tc>
-      </w:tr>
-    </w:tbl>
     <w:p>
       <w:pPr>
         <w:pStyle w:val="SpokenText"/>
@@ -2698,36 +2248,6 @@
         <w:t>建议时间：1.5分钟　｜　课堂功能：建立本课程的“高端”判定标准</w:t>
       </w:r>
     </w:p>
-    <w:tbl>
-      <w:tblPr>
-        <w:tblStyle w:val="TableGrid"/>
-        <w:tblW w:type="auto" w:w="0"/>
-        <w:tblLook w:firstColumn="1" w:firstRow="1" w:lastColumn="0" w:lastRow="0" w:noHBand="0" w:noVBand="1" w:val="04A0"/>
-      </w:tblPr>
-      <w:tblGrid>
-        <w:gridCol w:w="9524"/>
-      </w:tblGrid>
-      <w:tr>
-        <w:tc>
-          <w:tcPr>
-            <w:tcW w:type="dxa" w:w="9524"/>
-            <w:shd w:val="clear" w:fill="F2F2F2"/>
-          </w:tcPr>
-          <w:p>
-            <w:pPr>
-              <w:pStyle w:val="LectureBullet"/>
-            </w:pPr>
-            <w:r/>
-            <w:r>
-              <w:rPr>
-                <w:sz w:val="19"/>
-              </w:rPr>
-              <w:t>【教师动作｜不发言】 指向五项条件：身体关系、结构控制、材料行为、制作证据、系列连续性。</w:t>
-            </w:r>
-          </w:p>
-        </w:tc>
-      </w:tr>
-    </w:tbl>
     <w:p>
       <w:pPr>
         <w:pStyle w:val="SpokenText"/>
@@ -2798,36 +2318,6 @@
         <w:t>建议时间：1.5分钟　｜　课堂功能：结构与工艺的观察</w:t>
       </w:r>
     </w:p>
-    <w:tbl>
-      <w:tblPr>
-        <w:tblStyle w:val="TableGrid"/>
-        <w:tblW w:type="auto" w:w="0"/>
-        <w:tblLook w:firstColumn="1" w:firstRow="1" w:lastColumn="0" w:lastRow="0" w:noHBand="0" w:noVBand="1" w:val="04A0"/>
-      </w:tblPr>
-      <w:tblGrid>
-        <w:gridCol w:w="9524"/>
-      </w:tblGrid>
-      <w:tr>
-        <w:tc>
-          <w:tcPr>
-            <w:tcW w:type="dxa" w:w="9524"/>
-            <w:shd w:val="clear" w:fill="F2F2F2"/>
-          </w:tcPr>
-          <w:p>
-            <w:pPr>
-              <w:pStyle w:val="LectureBullet"/>
-            </w:pPr>
-            <w:r/>
-            <w:r>
-              <w:rPr>
-                <w:sz w:val="19"/>
-              </w:rPr>
-              <w:t>【教师动作｜不发言】 指向四项分析：硬壳、雕塑比例、软性边缘、工艺触点。</w:t>
-            </w:r>
-          </w:p>
-        </w:tc>
-      </w:tr>
-    </w:tbl>
     <w:p>
       <w:pPr>
         <w:pStyle w:val="SpokenText"/>
@@ -2898,36 +2388,6 @@
         <w:t>建议时间：1.5分钟　｜　课堂功能：把“张力”变成可测试的分区</w:t>
       </w:r>
     </w:p>
-    <w:tbl>
-      <w:tblPr>
-        <w:tblStyle w:val="TableGrid"/>
-        <w:tblW w:type="auto" w:w="0"/>
-        <w:tblLook w:firstColumn="1" w:firstRow="1" w:lastColumn="0" w:lastRow="0" w:noHBand="0" w:noVBand="1" w:val="04A0"/>
-      </w:tblPr>
-      <w:tblGrid>
-        <w:gridCol w:w="9524"/>
-      </w:tblGrid>
-      <w:tr>
-        <w:tc>
-          <w:tcPr>
-            <w:tcW w:type="dxa" w:w="9524"/>
-            <w:shd w:val="clear" w:fill="F2F2F2"/>
-          </w:tcPr>
-          <w:p>
-            <w:pPr>
-              <w:pStyle w:val="LectureBullet"/>
-            </w:pPr>
-            <w:r/>
-            <w:r>
-              <w:rPr>
-                <w:sz w:val="19"/>
-              </w:rPr>
-              <w:t>【教师动作｜不发言】 指向固定、伸展、释放三段。</w:t>
-            </w:r>
-          </w:p>
-        </w:tc>
-      </w:tr>
-    </w:tbl>
     <w:p>
       <w:pPr>
         <w:pStyle w:val="SpokenText"/>
@@ -2998,36 +2458,6 @@
         <w:t>建议时间：2分钟　｜　课堂功能：真实实验的标准（本周方法重点）</w:t>
       </w:r>
     </w:p>
-    <w:tbl>
-      <w:tblPr>
-        <w:tblStyle w:val="TableGrid"/>
-        <w:tblW w:type="auto" w:w="0"/>
-        <w:tblLook w:firstColumn="1" w:firstRow="1" w:lastColumn="0" w:lastRow="0" w:noHBand="0" w:noVBand="1" w:val="04A0"/>
-      </w:tblPr>
-      <w:tblGrid>
-        <w:gridCol w:w="9524"/>
-      </w:tblGrid>
-      <w:tr>
-        <w:tc>
-          <w:tcPr>
-            <w:tcW w:type="dxa" w:w="9524"/>
-            <w:shd w:val="clear" w:fill="F2F2F2"/>
-          </w:tcPr>
-          <w:p>
-            <w:pPr>
-              <w:pStyle w:val="LectureBullet"/>
-            </w:pPr>
-            <w:r/>
-            <w:r>
-              <w:rPr>
-                <w:sz w:val="19"/>
-              </w:rPr>
-              <w:t>【教师动作｜不发言】 指向实际结果与实际过程两张照片；说明过程照片可点击放大。</w:t>
-            </w:r>
-          </w:p>
-        </w:tc>
-      </w:tr>
-    </w:tbl>
     <w:p>
       <w:pPr>
         <w:pStyle w:val="SpokenText"/>
@@ -3106,36 +2536,6 @@
         <w:t>建议时间：1.5分钟　｜　课堂功能：重复与微差</w:t>
       </w:r>
     </w:p>
-    <w:tbl>
-      <w:tblPr>
-        <w:tblStyle w:val="TableGrid"/>
-        <w:tblW w:type="auto" w:w="0"/>
-        <w:tblLook w:firstColumn="1" w:firstRow="1" w:lastColumn="0" w:lastRow="0" w:noHBand="0" w:noVBand="1" w:val="04A0"/>
-      </w:tblPr>
-      <w:tblGrid>
-        <w:gridCol w:w="9524"/>
-      </w:tblGrid>
-      <w:tr>
-        <w:tc>
-          <w:tcPr>
-            <w:tcW w:type="dxa" w:w="9524"/>
-            <w:shd w:val="clear" w:fill="F2F2F2"/>
-          </w:tcPr>
-          <w:p>
-            <w:pPr>
-              <w:pStyle w:val="LectureBullet"/>
-            </w:pPr>
-            <w:r/>
-            <w:r>
-              <w:rPr>
-                <w:sz w:val="19"/>
-              </w:rPr>
-              <w:t>【教师动作｜不发言】 指向四项：核心层叠、动作悬挂、变化扩张收束、语境透明粉彩。</w:t>
-            </w:r>
-          </w:p>
-        </w:tc>
-      </w:tr>
-    </w:tbl>
     <w:p>
       <w:pPr>
         <w:pStyle w:val="SpokenText"/>
@@ -3206,36 +2606,6 @@
         <w:t>建议时间：1.5分钟　｜　课堂功能：F1–F4四类失败与修复方法</w:t>
       </w:r>
     </w:p>
-    <w:tbl>
-      <w:tblPr>
-        <w:tblStyle w:val="TableGrid"/>
-        <w:tblW w:type="auto" w:w="0"/>
-        <w:tblLook w:firstColumn="1" w:firstRow="1" w:lastColumn="0" w:lastRow="0" w:noHBand="0" w:noVBand="1" w:val="04A0"/>
-      </w:tblPr>
-      <w:tblGrid>
-        <w:gridCol w:w="9524"/>
-      </w:tblGrid>
-      <w:tr>
-        <w:tc>
-          <w:tcPr>
-            <w:tcW w:type="dxa" w:w="9524"/>
-            <w:shd w:val="clear" w:fill="F2F2F2"/>
-          </w:tcPr>
-          <w:p>
-            <w:pPr>
-              <w:pStyle w:val="LectureBullet"/>
-            </w:pPr>
-            <w:r/>
-            <w:r>
-              <w:rPr>
-                <w:sz w:val="19"/>
-              </w:rPr>
-              <w:t>【教师动作｜不发言】 不逐条念完，只念F1和F2，请学生自查F3、F4。</w:t>
-            </w:r>
-          </w:p>
-        </w:tc>
-      </w:tr>
-    </w:tbl>
     <w:p>
       <w:pPr>
         <w:pStyle w:val="SpokenText"/>
@@ -3314,36 +2684,6 @@
         <w:t>建议时间：17分钟　｜　课堂功能：本周主要产出</w:t>
       </w:r>
     </w:p>
-    <w:tbl>
-      <w:tblPr>
-        <w:tblStyle w:val="TableGrid"/>
-        <w:tblW w:type="auto" w:w="0"/>
-        <w:tblLook w:firstColumn="1" w:firstRow="1" w:lastColumn="0" w:lastRow="0" w:noHBand="0" w:noVBand="1" w:val="04A0"/>
-      </w:tblPr>
-      <w:tblGrid>
-        <w:gridCol w:w="9524"/>
-      </w:tblGrid>
-      <w:tr>
-        <w:tc>
-          <w:tcPr>
-            <w:tcW w:type="dxa" w:w="9524"/>
-            <w:shd w:val="clear" w:fill="F2F2F2"/>
-          </w:tcPr>
-          <w:p>
-            <w:pPr>
-              <w:pStyle w:val="LectureBullet"/>
-            </w:pPr>
-            <w:r/>
-            <w:r>
-              <w:rPr>
-                <w:sz w:val="19"/>
-              </w:rPr>
-              <w:t>【教师动作｜不发言】 启动17分钟计时器并投影。四段各报一次时间。</w:t>
-            </w:r>
-          </w:p>
-        </w:tc>
-      </w:tr>
-    </w:tbl>
     <w:p>
       <w:pPr>
         <w:pStyle w:val="SpokenText"/>
@@ -3414,36 +2754,6 @@
         <w:t>建议时间：2分钟　｜　课堂功能：发放并说明记录表九栏</w:t>
       </w:r>
     </w:p>
-    <w:tbl>
-      <w:tblPr>
-        <w:tblStyle w:val="TableGrid"/>
-        <w:tblW w:type="auto" w:w="0"/>
-        <w:tblLook w:firstColumn="1" w:firstRow="1" w:lastColumn="0" w:lastRow="0" w:noHBand="0" w:noVBand="1" w:val="04A0"/>
-      </w:tblPr>
-      <w:tblGrid>
-        <w:gridCol w:w="9524"/>
-      </w:tblGrid>
-      <w:tr>
-        <w:tc>
-          <w:tcPr>
-            <w:tcW w:type="dxa" w:w="9524"/>
-            <w:shd w:val="clear" w:fill="F2F2F2"/>
-          </w:tcPr>
-          <w:p>
-            <w:pPr>
-              <w:pStyle w:val="LectureBullet"/>
-            </w:pPr>
-            <w:r/>
-            <w:r>
-              <w:rPr>
-                <w:sz w:val="19"/>
-              </w:rPr>
-              <w:t>【教师动作｜不发言】 打开学生用模板页面并投影；说明九栏，重点说AI记录、版权、文化风险三栏。</w:t>
-            </w:r>
-          </w:p>
-        </w:tc>
-      </w:tr>
-    </w:tbl>
     <w:p>
       <w:pPr>
         <w:pStyle w:val="SpokenText"/>
@@ -3522,36 +2832,6 @@
         <w:t>建议时间：9分钟　｜　课堂功能：结构化互评</w:t>
       </w:r>
     </w:p>
-    <w:tbl>
-      <w:tblPr>
-        <w:tblStyle w:val="TableGrid"/>
-        <w:tblW w:type="auto" w:w="0"/>
-        <w:tblLook w:firstColumn="1" w:firstRow="1" w:lastColumn="0" w:lastRow="0" w:noHBand="0" w:noVBand="1" w:val="04A0"/>
-      </w:tblPr>
-      <w:tblGrid>
-        <w:gridCol w:w="9524"/>
-      </w:tblGrid>
-      <w:tr>
-        <w:tc>
-          <w:tcPr>
-            <w:tcW w:type="dxa" w:w="9524"/>
-            <w:shd w:val="clear" w:fill="F2F2F2"/>
-          </w:tcPr>
-          <w:p>
-            <w:pPr>
-              <w:pStyle w:val="LectureBullet"/>
-            </w:pPr>
-            <w:r/>
-            <w:r>
-              <w:rPr>
-                <w:sz w:val="19"/>
-              </w:rPr>
-              <w:t>【教师动作｜不发言】 分组后启动计时器；每人1分钟说明加1分钟反馈，另留时间换位与记录。</w:t>
-            </w:r>
-          </w:p>
-        </w:tc>
-      </w:tr>
-    </w:tbl>
     <w:p>
       <w:pPr>
         <w:pStyle w:val="SpokenText"/>
@@ -3630,36 +2910,6 @@
         <w:t>建议时间：6分钟　｜　课堂功能：本周Gate判定</w:t>
       </w:r>
     </w:p>
-    <w:tbl>
-      <w:tblPr>
-        <w:tblStyle w:val="TableGrid"/>
-        <w:tblW w:type="auto" w:w="0"/>
-        <w:tblLook w:firstColumn="1" w:firstRow="1" w:lastColumn="0" w:lastRow="0" w:noHBand="0" w:noVBand="1" w:val="04A0"/>
-      </w:tblPr>
-      <w:tblGrid>
-        <w:gridCol w:w="9524"/>
-      </w:tblGrid>
-      <w:tr>
-        <w:tc>
-          <w:tcPr>
-            <w:tcW w:type="dxa" w:w="9524"/>
-            <w:shd w:val="clear" w:fill="F2F2F2"/>
-          </w:tcPr>
-          <w:p>
-            <w:pPr>
-              <w:pStyle w:val="LectureBullet"/>
-            </w:pPr>
-            <w:r/>
-            <w:r>
-              <w:rPr>
-                <w:sz w:val="19"/>
-              </w:rPr>
-              <w:t>【教师动作｜不发言】 启动6分钟计时；按0–2、2–5、5–8的比例压缩为0–2、2–4、4–6。</w:t>
-            </w:r>
-          </w:p>
-        </w:tc>
-      </w:tr>
-    </w:tbl>
     <w:p>
       <w:pPr>
         <w:pStyle w:val="SpokenText"/>
@@ -3738,36 +2988,6 @@
         <w:t>建议时间：2分钟　｜　课堂功能：本周收束、提交清单与Gate条件</w:t>
       </w:r>
     </w:p>
-    <w:tbl>
-      <w:tblPr>
-        <w:tblStyle w:val="TableGrid"/>
-        <w:tblW w:type="auto" w:w="0"/>
-        <w:tblLook w:firstColumn="1" w:firstRow="1" w:lastColumn="0" w:lastRow="0" w:noHBand="0" w:noVBand="1" w:val="04A0"/>
-      </w:tblPr>
-      <w:tblGrid>
-        <w:gridCol w:w="9524"/>
-      </w:tblGrid>
-      <w:tr>
-        <w:tc>
-          <w:tcPr>
-            <w:tcW w:type="dxa" w:w="9524"/>
-            <w:shd w:val="clear" w:fill="F2F2F2"/>
-          </w:tcPr>
-          <w:p>
-            <w:pPr>
-              <w:pStyle w:val="LectureBullet"/>
-            </w:pPr>
-            <w:r/>
-            <w:r>
-              <w:rPr>
-                <w:sz w:val="19"/>
-              </w:rPr>
-              <w:t>【教师动作｜不发言】 指向四张总结卡与两栏提交／Gate；最后停在一句话小结上等学生写完。</w:t>
-            </w:r>
-          </w:p>
-        </w:tc>
-      </w:tr>
-    </w:tbl>
     <w:p>
       <w:pPr>
         <w:pStyle w:val="SpokenText"/>
@@ -3862,36 +3082,6 @@
         <w:t>建议时间：1分钟　｜　课堂功能：下周方法与携带清单</w:t>
       </w:r>
     </w:p>
-    <w:tbl>
-      <w:tblPr>
-        <w:tblStyle w:val="TableGrid"/>
-        <w:tblW w:type="auto" w:w="0"/>
-        <w:tblLook w:firstColumn="1" w:firstRow="1" w:lastColumn="0" w:lastRow="0" w:noHBand="0" w:noVBand="1" w:val="04A0"/>
-      </w:tblPr>
-      <w:tblGrid>
-        <w:gridCol w:w="9524"/>
-      </w:tblGrid>
-      <w:tr>
-        <w:tc>
-          <w:tcPr>
-            <w:tcW w:type="dxa" w:w="9524"/>
-            <w:shd w:val="clear" w:fill="F2F2F2"/>
-          </w:tcPr>
-          <w:p>
-            <w:pPr>
-              <w:pStyle w:val="LectureBullet"/>
-            </w:pPr>
-            <w:r/>
-            <w:r>
-              <w:rPr>
-                <w:sz w:val="19"/>
-              </w:rPr>
-              <w:t>【教师动作｜不发言】 指向四步与时间线；最后念携带清单。</w:t>
-            </w:r>
-          </w:p>
-        </w:tc>
-      </w:tr>
-    </w:tbl>
     <w:p>
       <w:pPr>
         <w:pStyle w:val="SpokenText"/>

--- a/docs/jiangao/《女装设计III》第05周_中国大陆课堂完整讲稿_中文.docx
+++ b/docs/jiangao/《女装设计III》第05周_中国大陆课堂完整讲稿_中文.docx
@@ -1110,7 +1110,7 @@
         <w:pStyle w:val="SpokenText"/>
       </w:pPr>
       <w:r>
-        <w:t>现在进入第五到第八周：提取、变形、验证。这周提取元素，下周变形，第七周做春夏系列策划，第八周是Gate 2白坯样衣中期评审。</w:t>
+        <w:t>现在进入第五到第八周：提取、变形、验证。这周提取元素，下周变形，第七周做春夏系列策划，第八周是Gate 2款式图中期评审。</w:t>
       </w:r>
     </w:p>
     <w:p>
@@ -1844,7 +1844,7 @@
         <w:pStyle w:val="SpokenText"/>
       </w:pPr>
       <w:r>
-        <w:t>这三张图代表三个阶段：研究、系列、成衣。你们今天做的元素卡，就是研究阶段的产物。下周才进入变形，第八周才做白坯。</w:t>
+        <w:t>这三张图代表三个阶段：研究、系列、成衣。你们今天做的元素卡，就是研究阶段的产物。下周才进入变形，第八周才做款式图。</w:t>
       </w:r>
     </w:p>
     <w:tbl>
@@ -3103,7 +3103,7 @@
         <w:pStyle w:val="SpokenText"/>
       </w:pPr>
       <w:r>
-        <w:t>下周携带：两张核心元素卡、描图纸与A3底板、剪刀和胶、基础坯布或候选材料。</w:t>
+        <w:t>下周携带：两张核心元素卡、描图纸与A3底板、剪刀和胶、基础纸或候选材料。</w:t>
       </w:r>
     </w:p>
     <w:p>
